--- a/templates/09-ai-vision/b4-tai-lieu-bao-mat-san-pham.docx
+++ b/templates/09-ai-vision/b4-tai-lieu-bao-mat-san-pham.docx
@@ -3191,6 +3191,25 @@
     </w:p>
     <w:p>
       <w:pPr>
+        <w:spacing w:after="60" w:before="0" w:line="276" w:lineRule="auto"/>
+        <w:ind w:left="453" w:hanging="283"/>
+        <w:jc w:val="both"/>
+      </w:pPr>
+      <w:r>
+        <w:rPr>
+          <w:rFonts w:ascii="Times New Roman" w:cs="Times New Roman" w:eastAsia="Times New Roman" w:hAnsi="Times New Roman"/>
+          <w:b w:val="false"/>
+          <w:bCs w:val="false"/>
+          <w:i w:val="false"/>
+          <w:iCs w:val="false"/>
+          <w:sz w:val="26"/>
+          <w:szCs w:val="26"/>
+        </w:rPr>
+        <w:t xml:space="preserve">- Nhật ký hệ thống trên thiết bị camera được bảo vệ chống sửa, xóa trái phép.</w:t>
+      </w:r>
+    </w:p>
+    <w:p>
+      <w:pPr>
         <w:spacing w:after="120" w:before="0" w:line="276" w:lineRule="auto"/>
         <w:ind w:firstLine="566"/>
         <w:jc w:val="both"/>
@@ -3205,7 +3224,139 @@
           <w:sz w:val="26"/>
           <w:szCs w:val="26"/>
         </w:rPr>
-        <w:t xml:space="preserve">Bằng chứng</w:t>
+        <w:t xml:space="preserve">Nhật ký hoạt động của hệ thống AI</w:t>
+      </w:r>
+      <w:r>
+        <w:rPr>
+          <w:rFonts w:ascii="Times New Roman" w:cs="Times New Roman" w:eastAsia="Times New Roman" w:hAnsi="Times New Roman"/>
+          <w:b w:val="false"/>
+          <w:bCs w:val="false"/>
+          <w:i w:val="false"/>
+          <w:iCs w:val="false"/>
+          <w:sz w:val="26"/>
+          <w:szCs w:val="26"/>
+        </w:rPr>
+        <w:t xml:space="preserve"> (tách khỏi nhật ký truy cập):</w:t>
+      </w:r>
+    </w:p>
+    <w:p>
+      <w:pPr>
+        <w:spacing w:after="60" w:before="0" w:line="276" w:lineRule="auto"/>
+        <w:ind w:left="453" w:hanging="283"/>
+        <w:jc w:val="both"/>
+      </w:pPr>
+      <w:r>
+        <w:rPr>
+          <w:rFonts w:ascii="Times New Roman" w:cs="Times New Roman" w:eastAsia="Times New Roman" w:hAnsi="Times New Roman"/>
+          <w:b w:val="false"/>
+          <w:bCs w:val="false"/>
+          <w:i w:val="false"/>
+          <w:iCs w:val="false"/>
+          <w:sz w:val="26"/>
+          <w:szCs w:val="26"/>
+        </w:rPr>
+        <w:t xml:space="preserve">- Phiên bản mô hình nhận diện, mô hình chống giả mạo và các ngưỡng đang áp dụng tại từng thời điểm; lịch sử thay đổi mô hình, ngưỡng (người thay đổi, thời điểm, lý do).</w:t>
+      </w:r>
+    </w:p>
+    <w:p>
+      <w:pPr>
+        <w:spacing w:after="60" w:before="0" w:line="276" w:lineRule="auto"/>
+        <w:ind w:left="453" w:hanging="283"/>
+        <w:jc w:val="both"/>
+      </w:pPr>
+      <w:r>
+        <w:rPr>
+          <w:rFonts w:ascii="Times New Roman" w:cs="Times New Roman" w:eastAsia="Times New Roman" w:hAnsi="Times New Roman"/>
+          <w:b w:val="false"/>
+          <w:bCs w:val="false"/>
+          <w:i w:val="false"/>
+          <w:iCs w:val="false"/>
+          <w:sz w:val="26"/>
+          <w:szCs w:val="26"/>
+        </w:rPr>
+        <w:t xml:space="preserve">- Từng quyết định tự động: thời điểm, thiết bị, kết quả (chấp nhận, cần xác minh, từ chối), điểm tương đồng, kết quả chống giả mạo, phiên bản mô hình. Không lưu template trong nhật ký.</w:t>
+      </w:r>
+    </w:p>
+    <w:p>
+      <w:pPr>
+        <w:spacing w:after="60" w:before="0" w:line="276" w:lineRule="auto"/>
+        <w:ind w:left="453" w:hanging="283"/>
+        <w:jc w:val="both"/>
+      </w:pPr>
+      <w:r>
+        <w:rPr>
+          <w:rFonts w:ascii="Times New Roman" w:cs="Times New Roman" w:eastAsia="Times New Roman" w:hAnsi="Times New Roman"/>
+          <w:b w:val="false"/>
+          <w:bCs w:val="false"/>
+          <w:i w:val="false"/>
+          <w:iCs w:val="false"/>
+          <w:sz w:val="26"/>
+          <w:szCs w:val="26"/>
+        </w:rPr>
+        <w:t xml:space="preserve">- Từng lần con người xác minh, can thiệp, bác bỏ hoặc thay đổi kết quả của hệ thống (người thực hiện, thời điểm, kết luận, lý do).</w:t>
+      </w:r>
+    </w:p>
+    <w:p>
+      <w:pPr>
+        <w:spacing w:after="60" w:before="0" w:line="276" w:lineRule="auto"/>
+        <w:ind w:left="453" w:hanging="283"/>
+        <w:jc w:val="both"/>
+      </w:pPr>
+      <w:r>
+        <w:rPr>
+          <w:rFonts w:ascii="Times New Roman" w:cs="Times New Roman" w:eastAsia="Times New Roman" w:hAnsi="Times New Roman"/>
+          <w:b w:val="false"/>
+          <w:bCs w:val="false"/>
+          <w:i w:val="false"/>
+          <w:iCs w:val="false"/>
+          <w:sz w:val="26"/>
+          <w:szCs w:val="26"/>
+        </w:rPr>
+        <w:t xml:space="preserve">- Mọi lần bật, tắt chế độ "xác minh trước khi thực thi" và các cơ chế giám sát của con người (B3 mục B.8).</w:t>
+      </w:r>
+    </w:p>
+    <w:p>
+      <w:pPr>
+        <w:spacing w:after="60" w:before="0" w:line="276" w:lineRule="auto"/>
+        <w:ind w:left="453" w:hanging="283"/>
+        <w:jc w:val="both"/>
+      </w:pPr>
+      <w:r>
+        <w:rPr>
+          <w:rFonts w:ascii="Times New Roman" w:cs="Times New Roman" w:eastAsia="Times New Roman" w:hAnsi="Times New Roman"/>
+          <w:b w:val="false"/>
+          <w:bCs w:val="false"/>
+          <w:i w:val="false"/>
+          <w:iCs w:val="false"/>
+          <w:sz w:val="26"/>
+          <w:szCs w:val="26"/>
+        </w:rPr>
+        <w:t xml:space="preserve">- Thời hạn lưu mặc định </w:t>
+      </w:r>
+      <w:r>
+        <w:rPr>
+          <w:rFonts w:ascii="Times New Roman" w:cs="Times New Roman" w:eastAsia="Times New Roman" w:hAnsi="Times New Roman"/>
+          <w:b w:val="false"/>
+          <w:bCs w:val="false"/>
+          <w:i w:val="false"/>
+          <w:iCs w:val="false"/>
+          <w:sz w:val="26"/>
+          <w:szCs w:val="26"/>
+          <w:highlight w:val="yellow"/>
+        </w:rPr>
+        <w:t xml:space="preserve">12 tháng</w:t>
+      </w:r>
+      <w:r>
+        <w:rPr>
+          <w:rFonts w:ascii="Times New Roman" w:cs="Times New Roman" w:eastAsia="Times New Roman" w:hAnsi="Times New Roman"/>
+          <w:b w:val="false"/>
+          <w:bCs w:val="false"/>
+          <w:i w:val="false"/>
+          <w:iCs w:val="false"/>
+          <w:sz w:val="26"/>
+          <w:szCs w:val="26"/>
+        </w:rPr>
+        <w:t xml:space="preserve">; nhật ký liên quan đến một sự cố được giữ đến khi hoàn tất xác minh, khắc phục.</w:t>
       </w:r>
     </w:p>
     <w:p>
@@ -3224,32 +3375,7 @@
           <w:sz w:val="26"/>
           <w:szCs w:val="26"/>
         </w:rPr>
-        <w:t xml:space="preserve">☐ Danh mục sự kiện được ghi nhật ký và danh mục cảnh báo </w:t>
-      </w:r>
-      <w:r>
-        <w:rPr>
-          <w:rFonts w:ascii="Times New Roman" w:cs="Times New Roman" w:eastAsia="Times New Roman" w:hAnsi="Times New Roman"/>
-          <w:b w:val="false"/>
-          <w:bCs w:val="false"/>
-          <w:i w:val="false"/>
-          <w:iCs w:val="false"/>
-          <w:sz w:val="26"/>
-          <w:szCs w:val="26"/>
-          <w:highlight w:val="yellow"/>
-        </w:rPr>
-        <w:t xml:space="preserve">TL-SEC-04</w:t>
-      </w:r>
-      <w:r>
-        <w:rPr>
-          <w:rFonts w:ascii="Times New Roman" w:cs="Times New Roman" w:eastAsia="Times New Roman" w:hAnsi="Times New Roman"/>
-          <w:b w:val="false"/>
-          <w:bCs w:val="false"/>
-          <w:i w:val="false"/>
-          <w:iCs w:val="false"/>
-          <w:sz w:val="26"/>
-          <w:szCs w:val="26"/>
-        </w:rPr>
-        <w:t xml:space="preserve">.</w:t>
+        <w:t xml:space="preserve">Căn cứ: nhà cung cấp hệ thống trí tuệ nhân tạo có rủi ro cao lập, cập nhật, lưu giữ hồ sơ kỹ thuật và nhật ký hoạt động (điểm c khoản 1 Điều 14 Luật Trí tuệ nhân tạo số 134/2025/QH15); trong thời gian chuyển tiếp khi Danh mục sửa đổi, lưu đầy đủ nhật ký vận hành và các quyết định can thiệp (khoản 5 Điều 11 Nghị định số 142/2026/NĐ-CP); lưu giữ nhật ký hệ thống liên quan đến sự cố nghiêm trọng (khoản 4 Điều 19 Nghị định số 142/2026/NĐ-CP). Khi thanh tra, kiểm tra, tổ chức, cá nhân liên quan có nghĩa vụ cung cấp hồ sơ kỹ thuật, nhật ký lưu vết (khoản 3 Điều 28 Luật Trí tuệ nhân tạo số 134/2025/QH15). Với hệ thống mức thấp, nhật ký này là bằng chứng để giải trình khi có yêu cầu.</w:t>
       </w:r>
     </w:p>
     <w:p>
@@ -3261,14 +3387,14 @@
       <w:r>
         <w:rPr>
           <w:rFonts w:ascii="Times New Roman" w:cs="Times New Roman" w:eastAsia="Times New Roman" w:hAnsi="Times New Roman"/>
-          <w:b w:val="false"/>
-          <w:bCs w:val="false"/>
-          <w:i w:val="false"/>
-          <w:iCs w:val="false"/>
-          <w:sz w:val="26"/>
-          <w:szCs w:val="26"/>
-        </w:rPr>
-        <w:t xml:space="preserve">☐ Mẫu báo cáo nhật ký xuất từ sản phẩm.</w:t>
+          <w:b/>
+          <w:bCs/>
+          <w:i w:val="false"/>
+          <w:iCs w:val="false"/>
+          <w:sz w:val="26"/>
+          <w:szCs w:val="26"/>
+        </w:rPr>
+        <w:t xml:space="preserve">Bằng chứng</w:t>
       </w:r>
     </w:p>
     <w:p>
@@ -3280,6 +3406,88 @@
       <w:r>
         <w:rPr>
           <w:rFonts w:ascii="Times New Roman" w:cs="Times New Roman" w:eastAsia="Times New Roman" w:hAnsi="Times New Roman"/>
+          <w:b w:val="false"/>
+          <w:bCs w:val="false"/>
+          <w:i w:val="false"/>
+          <w:iCs w:val="false"/>
+          <w:sz w:val="26"/>
+          <w:szCs w:val="26"/>
+        </w:rPr>
+        <w:t xml:space="preserve">☐ Danh mục sự kiện được ghi nhật ký và danh mục cảnh báo </w:t>
+      </w:r>
+      <w:r>
+        <w:rPr>
+          <w:rFonts w:ascii="Times New Roman" w:cs="Times New Roman" w:eastAsia="Times New Roman" w:hAnsi="Times New Roman"/>
+          <w:b w:val="false"/>
+          <w:bCs w:val="false"/>
+          <w:i w:val="false"/>
+          <w:iCs w:val="false"/>
+          <w:sz w:val="26"/>
+          <w:szCs w:val="26"/>
+          <w:highlight w:val="yellow"/>
+        </w:rPr>
+        <w:t xml:space="preserve">TL-SEC-04</w:t>
+      </w:r>
+      <w:r>
+        <w:rPr>
+          <w:rFonts w:ascii="Times New Roman" w:cs="Times New Roman" w:eastAsia="Times New Roman" w:hAnsi="Times New Roman"/>
+          <w:b w:val="false"/>
+          <w:bCs w:val="false"/>
+          <w:i w:val="false"/>
+          <w:iCs w:val="false"/>
+          <w:sz w:val="26"/>
+          <w:szCs w:val="26"/>
+        </w:rPr>
+        <w:t xml:space="preserve">.</w:t>
+      </w:r>
+    </w:p>
+    <w:p>
+      <w:pPr>
+        <w:spacing w:after="120" w:before="0" w:line="276" w:lineRule="auto"/>
+        <w:ind w:firstLine="566"/>
+        <w:jc w:val="both"/>
+      </w:pPr>
+      <w:r>
+        <w:rPr>
+          <w:rFonts w:ascii="Times New Roman" w:cs="Times New Roman" w:eastAsia="Times New Roman" w:hAnsi="Times New Roman"/>
+          <w:b w:val="false"/>
+          <w:bCs w:val="false"/>
+          <w:i w:val="false"/>
+          <w:iCs w:val="false"/>
+          <w:sz w:val="26"/>
+          <w:szCs w:val="26"/>
+        </w:rPr>
+        <w:t xml:space="preserve">☐ Mẫu nhật ký hoạt động của hệ thống AI xuất từ sản phẩm.</w:t>
+      </w:r>
+    </w:p>
+    <w:p>
+      <w:pPr>
+        <w:spacing w:after="120" w:before="0" w:line="276" w:lineRule="auto"/>
+        <w:ind w:firstLine="566"/>
+        <w:jc w:val="both"/>
+      </w:pPr>
+      <w:r>
+        <w:rPr>
+          <w:rFonts w:ascii="Times New Roman" w:cs="Times New Roman" w:eastAsia="Times New Roman" w:hAnsi="Times New Roman"/>
+          <w:b w:val="false"/>
+          <w:bCs w:val="false"/>
+          <w:i w:val="false"/>
+          <w:iCs w:val="false"/>
+          <w:sz w:val="26"/>
+          <w:szCs w:val="26"/>
+        </w:rPr>
+        <w:t xml:space="preserve">☐ Mẫu báo cáo nhật ký xuất từ sản phẩm.</w:t>
+      </w:r>
+    </w:p>
+    <w:p>
+      <w:pPr>
+        <w:spacing w:after="120" w:before="0" w:line="276" w:lineRule="auto"/>
+        <w:ind w:firstLine="566"/>
+        <w:jc w:val="both"/>
+      </w:pPr>
+      <w:r>
+        <w:rPr>
+          <w:rFonts w:ascii="Times New Roman" w:cs="Times New Roman" w:eastAsia="Times New Roman" w:hAnsi="Times New Roman"/>
           <w:b/>
           <w:bCs/>
           <w:i w:val="false"/>
@@ -3395,6 +3603,25 @@
           <w:szCs w:val="26"/>
         </w:rPr>
         <w:t xml:space="preserve">.</w:t>
+      </w:r>
+    </w:p>
+    <w:p>
+      <w:pPr>
+        <w:spacing w:after="60" w:before="0" w:line="276" w:lineRule="auto"/>
+        <w:ind w:left="453" w:hanging="283"/>
+        <w:jc w:val="both"/>
+      </w:pPr>
+      <w:r>
+        <w:rPr>
+          <w:rFonts w:ascii="Times New Roman" w:cs="Times New Roman" w:eastAsia="Times New Roman" w:hAnsi="Times New Roman"/>
+          <w:b w:val="false"/>
+          <w:bCs w:val="false"/>
+          <w:i w:val="false"/>
+          <w:iCs w:val="false"/>
+          <w:sz w:val="26"/>
+          <w:szCs w:val="26"/>
+        </w:rPr>
+        <w:t xml:space="preserve">- Không tắt nhật ký hoạt động của hệ thống AI; khi có sự cố, khóa, sao lưu nhật ký liên quan trước khi khôi phục hệ thống.</w:t>
       </w:r>
     </w:p>
     <w:p>
@@ -3462,9 +3689,9 @@
         <w:tblLayout w:type="autofit"/>
       </w:tblPr>
       <w:tblGrid>
-        <w:gridCol w:w="3420"/>
-        <w:gridCol w:w="3923"/>
-        <w:gridCol w:w="1682"/>
+        <w:gridCol w:w="2820"/>
+        <w:gridCol w:w="3322"/>
+        <w:gridCol w:w="2883"/>
       </w:tblGrid>
       <w:tr>
         <w:trPr>
@@ -3473,7 +3700,7 @@
         </w:trPr>
         <w:tc>
           <w:tcPr>
-            <w:tcW w:type="dxa" w:w="3420"/>
+            <w:tcW w:type="dxa" w:w="2820"/>
             <w:tcBorders>
               <w:top w:val="single" w:color="000000" w:sz="4"/>
               <w:left w:val="single" w:color="000000" w:sz="4"/>
@@ -3511,7 +3738,7 @@
         </w:tc>
         <w:tc>
           <w:tcPr>
-            <w:tcW w:type="dxa" w:w="3923"/>
+            <w:tcW w:type="dxa" w:w="3322"/>
             <w:tcBorders>
               <w:top w:val="single" w:color="000000" w:sz="4"/>
               <w:left w:val="single" w:color="000000" w:sz="4"/>
@@ -3549,7 +3776,7 @@
         </w:tc>
         <w:tc>
           <w:tcPr>
-            <w:tcW w:type="dxa" w:w="1682"/>
+            <w:tcW w:type="dxa" w:w="2883"/>
             <w:tcBorders>
               <w:top w:val="single" w:color="000000" w:sz="4"/>
               <w:left w:val="single" w:color="000000" w:sz="4"/>
@@ -3593,7 +3820,7 @@
         </w:trPr>
         <w:tc>
           <w:tcPr>
-            <w:tcW w:type="dxa" w:w="3420"/>
+            <w:tcW w:type="dxa" w:w="2820"/>
             <w:tcBorders>
               <w:top w:val="single" w:color="000000" w:sz="4"/>
               <w:left w:val="single" w:color="000000" w:sz="4"/>
@@ -3630,7 +3857,7 @@
         </w:tc>
         <w:tc>
           <w:tcPr>
-            <w:tcW w:type="dxa" w:w="3923"/>
+            <w:tcW w:type="dxa" w:w="3322"/>
             <w:tcBorders>
               <w:top w:val="single" w:color="000000" w:sz="4"/>
               <w:left w:val="single" w:color="000000" w:sz="4"/>
@@ -3679,7 +3906,7 @@
         </w:tc>
         <w:tc>
           <w:tcPr>
-            <w:tcW w:type="dxa" w:w="1682"/>
+            <w:tcW w:type="dxa" w:w="2883"/>
             <w:tcBorders>
               <w:top w:val="single" w:color="000000" w:sz="4"/>
               <w:left w:val="single" w:color="000000" w:sz="4"/>
@@ -3722,7 +3949,7 @@
         </w:trPr>
         <w:tc>
           <w:tcPr>
-            <w:tcW w:type="dxa" w:w="3420"/>
+            <w:tcW w:type="dxa" w:w="2820"/>
             <w:tcBorders>
               <w:top w:val="single" w:color="000000" w:sz="4"/>
               <w:left w:val="single" w:color="000000" w:sz="4"/>
@@ -3759,7 +3986,7 @@
         </w:tc>
         <w:tc>
           <w:tcPr>
-            <w:tcW w:type="dxa" w:w="3923"/>
+            <w:tcW w:type="dxa" w:w="3322"/>
             <w:tcBorders>
               <w:top w:val="single" w:color="000000" w:sz="4"/>
               <w:left w:val="single" w:color="000000" w:sz="4"/>
@@ -3796,7 +4023,7 @@
         </w:tc>
         <w:tc>
           <w:tcPr>
-            <w:tcW w:type="dxa" w:w="1682"/>
+            <w:tcW w:type="dxa" w:w="2883"/>
             <w:tcBorders>
               <w:top w:val="single" w:color="000000" w:sz="4"/>
               <w:left w:val="single" w:color="000000" w:sz="4"/>
@@ -3839,7 +4066,7 @@
         </w:trPr>
         <w:tc>
           <w:tcPr>
-            <w:tcW w:type="dxa" w:w="3420"/>
+            <w:tcW w:type="dxa" w:w="2820"/>
             <w:tcBorders>
               <w:top w:val="single" w:color="000000" w:sz="4"/>
               <w:left w:val="single" w:color="000000" w:sz="4"/>
@@ -3876,7 +4103,7 @@
         </w:tc>
         <w:tc>
           <w:tcPr>
-            <w:tcW w:type="dxa" w:w="3923"/>
+            <w:tcW w:type="dxa" w:w="3322"/>
             <w:tcBorders>
               <w:top w:val="single" w:color="000000" w:sz="4"/>
               <w:left w:val="single" w:color="000000" w:sz="4"/>
@@ -3913,7 +4140,7 @@
         </w:tc>
         <w:tc>
           <w:tcPr>
-            <w:tcW w:type="dxa" w:w="1682"/>
+            <w:tcW w:type="dxa" w:w="2883"/>
             <w:tcBorders>
               <w:top w:val="single" w:color="000000" w:sz="4"/>
               <w:left w:val="single" w:color="000000" w:sz="4"/>
@@ -3956,7 +4183,7 @@
         </w:trPr>
         <w:tc>
           <w:tcPr>
-            <w:tcW w:type="dxa" w:w="3420"/>
+            <w:tcW w:type="dxa" w:w="2820"/>
             <w:tcBorders>
               <w:top w:val="single" w:color="000000" w:sz="4"/>
               <w:left w:val="single" w:color="000000" w:sz="4"/>
@@ -3993,7 +4220,7 @@
         </w:tc>
         <w:tc>
           <w:tcPr>
-            <w:tcW w:type="dxa" w:w="3923"/>
+            <w:tcW w:type="dxa" w:w="3322"/>
             <w:tcBorders>
               <w:top w:val="single" w:color="000000" w:sz="4"/>
               <w:left w:val="single" w:color="000000" w:sz="4"/>
@@ -4036,13 +4263,13 @@
                 <w:sz w:val="24"/>
                 <w:szCs w:val="24"/>
               </w:rPr>
-              <w:t xml:space="preserve"> (mức C/KCN theo B2)</w:t>
-            </w:r>
-          </w:p>
-        </w:tc>
-        <w:tc>
-          <w:tcPr>
-            <w:tcW w:type="dxa" w:w="1682"/>
+              <w:t xml:space="preserve"> (mức BV-Cao, BV-Không chấp nhận theo B2)</w:t>
+            </w:r>
+          </w:p>
+        </w:tc>
+        <w:tc>
+          <w:tcPr>
+            <w:tcW w:type="dxa" w:w="2883"/>
             <w:tcBorders>
               <w:top w:val="single" w:color="000000" w:sz="4"/>
               <w:left w:val="single" w:color="000000" w:sz="4"/>
@@ -4085,7 +4312,7 @@
         </w:trPr>
         <w:tc>
           <w:tcPr>
-            <w:tcW w:type="dxa" w:w="3420"/>
+            <w:tcW w:type="dxa" w:w="2820"/>
             <w:tcBorders>
               <w:top w:val="single" w:color="000000" w:sz="4"/>
               <w:left w:val="single" w:color="000000" w:sz="4"/>
@@ -4116,13 +4343,13 @@
                 <w:sz w:val="24"/>
                 <w:szCs w:val="24"/>
               </w:rPr>
-              <w:t xml:space="preserve">Thời hạn lưu</w:t>
-            </w:r>
-          </w:p>
-        </w:tc>
-        <w:tc>
-          <w:tcPr>
-            <w:tcW w:type="dxa" w:w="3923"/>
+              <w:t xml:space="preserve">Chế độ "xác minh trước khi thực thi" (B3 mục B.8)</w:t>
+            </w:r>
+          </w:p>
+        </w:tc>
+        <w:tc>
+          <w:tcPr>
+            <w:tcW w:type="dxa" w:w="3322"/>
             <w:tcBorders>
               <w:top w:val="single" w:color="000000" w:sz="4"/>
               <w:left w:val="single" w:color="000000" w:sz="4"/>
@@ -4146,20 +4373,32 @@
             <w:r>
               <w:rPr>
                 <w:rFonts w:ascii="Times New Roman" w:cs="Times New Roman" w:eastAsia="Times New Roman" w:hAnsi="Times New Roman"/>
-                <w:b w:val="false"/>
-                <w:bCs w:val="false"/>
-                <w:i w:val="false"/>
-                <w:iCs w:val="false"/>
-                <w:sz w:val="24"/>
-                <w:szCs w:val="24"/>
-              </w:rPr>
-              <w:t xml:space="preserve">Đặt sẵn giá trị gợi ý; tự động xóa khi hết hạn</w:t>
-            </w:r>
-          </w:p>
-        </w:tc>
-        <w:tc>
-          <w:tcPr>
-            <w:tcW w:type="dxa" w:w="1682"/>
+                <w:b/>
+                <w:bCs/>
+                <w:i w:val="false"/>
+                <w:iCs w:val="false"/>
+                <w:sz w:val="24"/>
+                <w:szCs w:val="24"/>
+              </w:rPr>
+              <w:t xml:space="preserve">Bật</w:t>
+            </w:r>
+            <w:r>
+              <w:rPr>
+                <w:rFonts w:ascii="Times New Roman" w:cs="Times New Roman" w:eastAsia="Times New Roman" w:hAnsi="Times New Roman"/>
+                <w:b w:val="false"/>
+                <w:bCs w:val="false"/>
+                <w:i w:val="false"/>
+                <w:iCs w:val="false"/>
+                <w:sz w:val="24"/>
+                <w:szCs w:val="24"/>
+              </w:rPr>
+              <w:t xml:space="preserve"> cho danh sách đen; không có tùy chọn tắt với cấu hình rủi ro cao theo Luật 134</w:t>
+            </w:r>
+          </w:p>
+        </w:tc>
+        <w:tc>
+          <w:tcPr>
+            <w:tcW w:type="dxa" w:w="2883"/>
             <w:tcBorders>
               <w:top w:val="single" w:color="000000" w:sz="4"/>
               <w:left w:val="single" w:color="000000" w:sz="4"/>
@@ -4190,7 +4429,7 @@
                 <w:sz w:val="24"/>
                 <w:szCs w:val="24"/>
               </w:rPr>
-              <w:t xml:space="preserve">Luật 91 Đ32.4</w:t>
+              <w:t xml:space="preserve">Luật 134 Đ7.4, Đ14.1.d</w:t>
             </w:r>
           </w:p>
         </w:tc>
@@ -4202,7 +4441,7 @@
         </w:trPr>
         <w:tc>
           <w:tcPr>
-            <w:tcW w:type="dxa" w:w="3420"/>
+            <w:tcW w:type="dxa" w:w="2820"/>
             <w:tcBorders>
               <w:top w:val="single" w:color="000000" w:sz="4"/>
               <w:left w:val="single" w:color="000000" w:sz="4"/>
@@ -4233,13 +4472,13 @@
                 <w:sz w:val="24"/>
                 <w:szCs w:val="24"/>
               </w:rPr>
-              <w:t xml:space="preserve">Mật khẩu</w:t>
-            </w:r>
-          </w:p>
-        </w:tc>
-        <w:tc>
-          <w:tcPr>
-            <w:tcW w:type="dxa" w:w="3923"/>
+              <w:t xml:space="preserve">Thời hạn lưu</w:t>
+            </w:r>
+          </w:p>
+        </w:tc>
+        <w:tc>
+          <w:tcPr>
+            <w:tcW w:type="dxa" w:w="3322"/>
             <w:tcBorders>
               <w:top w:val="single" w:color="000000" w:sz="4"/>
               <w:left w:val="single" w:color="000000" w:sz="4"/>
@@ -4270,13 +4509,13 @@
                 <w:sz w:val="24"/>
                 <w:szCs w:val="24"/>
               </w:rPr>
-              <w:t xml:space="preserve">Không có mật khẩu mặc định dùng chung; bắt buộc đặt mật khẩu khi khởi tạo</w:t>
-            </w:r>
-          </w:p>
-        </w:tc>
-        <w:tc>
-          <w:tcPr>
-            <w:tcW w:type="dxa" w:w="1682"/>
+              <w:t xml:space="preserve">Đặt sẵn giá trị gợi ý; tự động xóa khi hết hạn</w:t>
+            </w:r>
+          </w:p>
+        </w:tc>
+        <w:tc>
+          <w:tcPr>
+            <w:tcW w:type="dxa" w:w="2883"/>
             <w:tcBorders>
               <w:top w:val="single" w:color="000000" w:sz="4"/>
               <w:left w:val="single" w:color="000000" w:sz="4"/>
@@ -4307,7 +4546,7 @@
                 <w:sz w:val="24"/>
                 <w:szCs w:val="24"/>
               </w:rPr>
-              <w:t xml:space="preserve">Luật 91 Đ30.3</w:t>
+              <w:t xml:space="preserve">Luật 91 Đ32.4</w:t>
             </w:r>
           </w:p>
         </w:tc>
@@ -4319,7 +4558,7 @@
         </w:trPr>
         <w:tc>
           <w:tcPr>
-            <w:tcW w:type="dxa" w:w="3420"/>
+            <w:tcW w:type="dxa" w:w="2820"/>
             <w:tcBorders>
               <w:top w:val="single" w:color="000000" w:sz="4"/>
               <w:left w:val="single" w:color="000000" w:sz="4"/>
@@ -4350,13 +4589,13 @@
                 <w:sz w:val="24"/>
                 <w:szCs w:val="24"/>
               </w:rPr>
-              <w:t xml:space="preserve">Dịch vụ không cần thiết (Telnet, UPnP, P2P ra Internet)</w:t>
-            </w:r>
-          </w:p>
-        </w:tc>
-        <w:tc>
-          <w:tcPr>
-            <w:tcW w:type="dxa" w:w="3923"/>
+              <w:t xml:space="preserve">Mật khẩu</w:t>
+            </w:r>
+          </w:p>
+        </w:tc>
+        <w:tc>
+          <w:tcPr>
+            <w:tcW w:type="dxa" w:w="3322"/>
             <w:tcBorders>
               <w:top w:val="single" w:color="000000" w:sz="4"/>
               <w:left w:val="single" w:color="000000" w:sz="4"/>
@@ -4377,6 +4616,55 @@
               <w:spacing w:after="0" w:before="0" w:line="240" w:lineRule="auto"/>
               <w:jc w:val="left"/>
             </w:pPr>
+            <w:r>
+              <w:rPr>
+                <w:rFonts w:ascii="Times New Roman" w:cs="Times New Roman" w:eastAsia="Times New Roman" w:hAnsi="Times New Roman"/>
+                <w:b w:val="false"/>
+                <w:bCs w:val="false"/>
+                <w:i w:val="false"/>
+                <w:iCs w:val="false"/>
+                <w:sz w:val="24"/>
+                <w:szCs w:val="24"/>
+              </w:rPr>
+              <w:t xml:space="preserve">Không có mật khẩu mặc định dùng chung; mật khẩu duy nhất cho mỗi thiết bị hoặc do người dùng đặt khi khởi tạo; khóa tạm khi đoán sai nhiều lần</w:t>
+            </w:r>
+          </w:p>
+        </w:tc>
+        <w:tc>
+          <w:tcPr>
+            <w:tcW w:type="dxa" w:w="2883"/>
+            <w:tcBorders>
+              <w:top w:val="single" w:color="000000" w:sz="4"/>
+              <w:left w:val="single" w:color="000000" w:sz="4"/>
+              <w:bottom w:val="single" w:color="000000" w:sz="4"/>
+              <w:right w:val="single" w:color="000000" w:sz="4"/>
+            </w:tcBorders>
+            <w:tcMar>
+              <w:top w:type="dxa" w:w="30"/>
+              <w:left w:type="dxa" w:w="70"/>
+              <w:bottom w:type="dxa" w:w="30"/>
+              <w:right w:type="dxa" w:w="70"/>
+            </w:tcMar>
+            <w:vAlign w:val="center"/>
+          </w:tcPr>
+          <w:p>
+            <w:pPr>
+              <w:keepNext w:val="false"/>
+              <w:spacing w:after="0" w:before="0" w:line="240" w:lineRule="auto"/>
+              <w:jc w:val="left"/>
+            </w:pPr>
+            <w:r>
+              <w:rPr>
+                <w:rFonts w:ascii="Times New Roman" w:cs="Times New Roman" w:eastAsia="Times New Roman" w:hAnsi="Times New Roman"/>
+                <w:b w:val="false"/>
+                <w:bCs w:val="false"/>
+                <w:i w:val="false"/>
+                <w:iCs w:val="false"/>
+                <w:sz w:val="24"/>
+                <w:szCs w:val="24"/>
+              </w:rPr>
+              <w:t xml:space="preserve">Luật 91 Đ30.3; QCVN 11:2026/BCA </w:t>
+            </w:r>
             <w:r>
               <w:rPr>
                 <w:rFonts w:ascii="Times New Roman" w:cs="Times New Roman" w:eastAsia="Times New Roman" w:hAnsi="Times New Roman"/>
@@ -4387,44 +4675,7 @@
                 <w:sz w:val="24"/>
                 <w:szCs w:val="24"/>
               </w:rPr>
-              <w:t xml:space="preserve">Tắt</w:t>
-            </w:r>
-          </w:p>
-        </w:tc>
-        <w:tc>
-          <w:tcPr>
-            <w:tcW w:type="dxa" w:w="1682"/>
-            <w:tcBorders>
-              <w:top w:val="single" w:color="000000" w:sz="4"/>
-              <w:left w:val="single" w:color="000000" w:sz="4"/>
-              <w:bottom w:val="single" w:color="000000" w:sz="4"/>
-              <w:right w:val="single" w:color="000000" w:sz="4"/>
-            </w:tcBorders>
-            <w:tcMar>
-              <w:top w:type="dxa" w:w="30"/>
-              <w:left w:type="dxa" w:w="70"/>
-              <w:bottom w:type="dxa" w:w="30"/>
-              <w:right w:type="dxa" w:w="70"/>
-            </w:tcMar>
-            <w:vAlign w:val="center"/>
-          </w:tcPr>
-          <w:p>
-            <w:pPr>
-              <w:keepNext w:val="false"/>
-              <w:spacing w:after="0" w:before="0" w:line="240" w:lineRule="auto"/>
-              <w:jc w:val="left"/>
-            </w:pPr>
-            <w:r>
-              <w:rPr>
-                <w:rFonts w:ascii="Times New Roman" w:cs="Times New Roman" w:eastAsia="Times New Roman" w:hAnsi="Times New Roman"/>
-                <w:b w:val="false"/>
-                <w:bCs w:val="false"/>
-                <w:i w:val="false"/>
-                <w:iCs w:val="false"/>
-                <w:sz w:val="24"/>
-                <w:szCs w:val="24"/>
-              </w:rPr>
-              <w:t xml:space="preserve">NĐ 356 Đ10.5.a</w:t>
+              <w:t xml:space="preserve">[CẦN ĐỐI CHIẾU]</w:t>
             </w:r>
           </w:p>
         </w:tc>
@@ -4436,7 +4687,7 @@
         </w:trPr>
         <w:tc>
           <w:tcPr>
-            <w:tcW w:type="dxa" w:w="3420"/>
+            <w:tcW w:type="dxa" w:w="2820"/>
             <w:tcBorders>
               <w:top w:val="single" w:color="000000" w:sz="4"/>
               <w:left w:val="single" w:color="000000" w:sz="4"/>
@@ -4467,13 +4718,13 @@
                 <w:sz w:val="24"/>
                 <w:szCs w:val="24"/>
               </w:rPr>
-              <w:t xml:space="preserve">Đồng bộ cloud, truy cập từ xa của nhà cung cấp</w:t>
-            </w:r>
-          </w:p>
-        </w:tc>
-        <w:tc>
-          <w:tcPr>
-            <w:tcW w:type="dxa" w:w="3923"/>
+              <w:t xml:space="preserve">Dịch vụ không cần thiết (Telnet, UPnP, P2P ra Internet)</w:t>
+            </w:r>
+          </w:p>
+        </w:tc>
+        <w:tc>
+          <w:tcPr>
+            <w:tcW w:type="dxa" w:w="3322"/>
             <w:tcBorders>
               <w:top w:val="single" w:color="000000" w:sz="4"/>
               <w:left w:val="single" w:color="000000" w:sz="4"/>
@@ -4510,7 +4761,7 @@
         </w:tc>
         <w:tc>
           <w:tcPr>
-            <w:tcW w:type="dxa" w:w="1682"/>
+            <w:tcW w:type="dxa" w:w="2883"/>
             <w:tcBorders>
               <w:top w:val="single" w:color="000000" w:sz="4"/>
               <w:left w:val="single" w:color="000000" w:sz="4"/>
@@ -4541,7 +4792,7 @@
                 <w:sz w:val="24"/>
                 <w:szCs w:val="24"/>
               </w:rPr>
-              <w:t xml:space="preserve">Luật 91 Đ20.1</w:t>
+              <w:t xml:space="preserve">NĐ 356 Đ10.5.a</w:t>
             </w:r>
           </w:p>
         </w:tc>
@@ -4553,7 +4804,7 @@
         </w:trPr>
         <w:tc>
           <w:tcPr>
-            <w:tcW w:type="dxa" w:w="3420"/>
+            <w:tcW w:type="dxa" w:w="2820"/>
             <w:tcBorders>
               <w:top w:val="single" w:color="000000" w:sz="4"/>
               <w:left w:val="single" w:color="000000" w:sz="4"/>
@@ -4584,13 +4835,13 @@
                 <w:sz w:val="24"/>
                 <w:szCs w:val="24"/>
               </w:rPr>
-              <w:t xml:space="preserve">Xuất video</w:t>
-            </w:r>
-          </w:p>
-        </w:tc>
-        <w:tc>
-          <w:tcPr>
-            <w:tcW w:type="dxa" w:w="3923"/>
+              <w:t xml:space="preserve">Đồng bộ cloud, truy cập từ xa của nhà cung cấp</w:t>
+            </w:r>
+          </w:p>
+        </w:tc>
+        <w:tc>
+          <w:tcPr>
+            <w:tcW w:type="dxa" w:w="3322"/>
             <w:tcBorders>
               <w:top w:val="single" w:color="000000" w:sz="4"/>
               <w:left w:val="single" w:color="000000" w:sz="4"/>
@@ -4614,20 +4865,20 @@
             <w:r>
               <w:rPr>
                 <w:rFonts w:ascii="Times New Roman" w:cs="Times New Roman" w:eastAsia="Times New Roman" w:hAnsi="Times New Roman"/>
-                <w:b w:val="false"/>
-                <w:bCs w:val="false"/>
-                <w:i w:val="false"/>
-                <w:iCs w:val="false"/>
-                <w:sz w:val="24"/>
-                <w:szCs w:val="24"/>
-              </w:rPr>
-              <w:t xml:space="preserve">Yêu cầu ghi lý do; tùy chọn làm mờ khuôn mặt, biển số người không liên quan bật sẵn</w:t>
-            </w:r>
-          </w:p>
-        </w:tc>
-        <w:tc>
-          <w:tcPr>
-            <w:tcW w:type="dxa" w:w="1682"/>
+                <w:b/>
+                <w:bCs/>
+                <w:i w:val="false"/>
+                <w:iCs w:val="false"/>
+                <w:sz w:val="24"/>
+                <w:szCs w:val="24"/>
+              </w:rPr>
+              <w:t xml:space="preserve">Tắt</w:t>
+            </w:r>
+          </w:p>
+        </w:tc>
+        <w:tc>
+          <w:tcPr>
+            <w:tcW w:type="dxa" w:w="2883"/>
             <w:tcBorders>
               <w:top w:val="single" w:color="000000" w:sz="4"/>
               <w:left w:val="single" w:color="000000" w:sz="4"/>
@@ -4658,7 +4909,7 @@
                 <w:sz w:val="24"/>
                 <w:szCs w:val="24"/>
               </w:rPr>
-              <w:t xml:space="preserve">NĐ 330 Đ71.2.b</w:t>
+              <w:t xml:space="preserve">Luật 91 Đ20.1</w:t>
             </w:r>
           </w:p>
         </w:tc>
@@ -4670,7 +4921,7 @@
         </w:trPr>
         <w:tc>
           <w:tcPr>
-            <w:tcW w:type="dxa" w:w="3420"/>
+            <w:tcW w:type="dxa" w:w="2820"/>
             <w:tcBorders>
               <w:top w:val="single" w:color="000000" w:sz="4"/>
               <w:left w:val="single" w:color="000000" w:sz="4"/>
@@ -4701,13 +4952,259 @@
                 <w:sz w:val="24"/>
                 <w:szCs w:val="24"/>
               </w:rPr>
+              <w:t xml:space="preserve">Nơi lưu dữ liệu khi dùng cloud, P2P</w:t>
+            </w:r>
+          </w:p>
+        </w:tc>
+        <w:tc>
+          <w:tcPr>
+            <w:tcW w:type="dxa" w:w="3322"/>
+            <w:tcBorders>
+              <w:top w:val="single" w:color="000000" w:sz="4"/>
+              <w:left w:val="single" w:color="000000" w:sz="4"/>
+              <w:bottom w:val="single" w:color="000000" w:sz="4"/>
+              <w:right w:val="single" w:color="000000" w:sz="4"/>
+            </w:tcBorders>
+            <w:tcMar>
+              <w:top w:type="dxa" w:w="30"/>
+              <w:left w:type="dxa" w:w="70"/>
+              <w:bottom w:type="dxa" w:w="30"/>
+              <w:right w:type="dxa" w:w="70"/>
+            </w:tcMar>
+            <w:vAlign w:val="center"/>
+          </w:tcPr>
+          <w:p>
+            <w:pPr>
+              <w:keepNext w:val="false"/>
+              <w:spacing w:after="0" w:before="0" w:line="240" w:lineRule="auto"/>
+              <w:jc w:val="left"/>
+            </w:pPr>
+            <w:r>
+              <w:rPr>
+                <w:rFonts w:ascii="Times New Roman" w:cs="Times New Roman" w:eastAsia="Times New Roman" w:hAnsi="Times New Roman"/>
+                <w:b w:val="false"/>
+                <w:bCs w:val="false"/>
+                <w:i w:val="false"/>
+                <w:iCs w:val="false"/>
+                <w:sz w:val="24"/>
+                <w:szCs w:val="24"/>
+              </w:rPr>
+              <w:t xml:space="preserve">Cấu hình được lưu tại Việt Nam; mặc định lưu tại chỗ hoặc cloud đặt tại Việt Nam</w:t>
+            </w:r>
+          </w:p>
+        </w:tc>
+        <w:tc>
+          <w:tcPr>
+            <w:tcW w:type="dxa" w:w="2883"/>
+            <w:tcBorders>
+              <w:top w:val="single" w:color="000000" w:sz="4"/>
+              <w:left w:val="single" w:color="000000" w:sz="4"/>
+              <w:bottom w:val="single" w:color="000000" w:sz="4"/>
+              <w:right w:val="single" w:color="000000" w:sz="4"/>
+            </w:tcBorders>
+            <w:tcMar>
+              <w:top w:type="dxa" w:w="30"/>
+              <w:left w:type="dxa" w:w="70"/>
+              <w:bottom w:type="dxa" w:w="30"/>
+              <w:right w:type="dxa" w:w="70"/>
+            </w:tcMar>
+            <w:vAlign w:val="center"/>
+          </w:tcPr>
+          <w:p>
+            <w:pPr>
+              <w:keepNext w:val="false"/>
+              <w:spacing w:after="0" w:before="0" w:line="240" w:lineRule="auto"/>
+              <w:jc w:val="left"/>
+            </w:pPr>
+            <w:r>
+              <w:rPr>
+                <w:rFonts w:ascii="Times New Roman" w:cs="Times New Roman" w:eastAsia="Times New Roman" w:hAnsi="Times New Roman"/>
+                <w:b w:val="false"/>
+                <w:bCs w:val="false"/>
+                <w:i w:val="false"/>
+                <w:iCs w:val="false"/>
+                <w:sz w:val="24"/>
+                <w:szCs w:val="24"/>
+              </w:rPr>
+              <w:t xml:space="preserve">Luật 91 Đ20.1; QCVN 11:2026/BCA </w:t>
+            </w:r>
+            <w:r>
+              <w:rPr>
+                <w:rFonts w:ascii="Times New Roman" w:cs="Times New Roman" w:eastAsia="Times New Roman" w:hAnsi="Times New Roman"/>
+                <w:b/>
+                <w:bCs/>
+                <w:i w:val="false"/>
+                <w:iCs w:val="false"/>
+                <w:sz w:val="24"/>
+                <w:szCs w:val="24"/>
+              </w:rPr>
+              <w:t xml:space="preserve">[CẦN ĐỐI CHIẾU]</w:t>
+            </w:r>
+          </w:p>
+        </w:tc>
+      </w:tr>
+      <w:tr>
+        <w:trPr>
+          <w:cantSplit/>
+          <w:tblHeader w:val="false"/>
+        </w:trPr>
+        <w:tc>
+          <w:tcPr>
+            <w:tcW w:type="dxa" w:w="2820"/>
+            <w:tcBorders>
+              <w:top w:val="single" w:color="000000" w:sz="4"/>
+              <w:left w:val="single" w:color="000000" w:sz="4"/>
+              <w:bottom w:val="single" w:color="000000" w:sz="4"/>
+              <w:right w:val="single" w:color="000000" w:sz="4"/>
+            </w:tcBorders>
+            <w:tcMar>
+              <w:top w:type="dxa" w:w="30"/>
+              <w:left w:type="dxa" w:w="70"/>
+              <w:bottom w:type="dxa" w:w="30"/>
+              <w:right w:type="dxa" w:w="70"/>
+            </w:tcMar>
+            <w:vAlign w:val="center"/>
+          </w:tcPr>
+          <w:p>
+            <w:pPr>
+              <w:keepNext w:val="false"/>
+              <w:spacing w:after="0" w:before="0" w:line="240" w:lineRule="auto"/>
+              <w:jc w:val="left"/>
+            </w:pPr>
+            <w:r>
+              <w:rPr>
+                <w:rFonts w:ascii="Times New Roman" w:cs="Times New Roman" w:eastAsia="Times New Roman" w:hAnsi="Times New Roman"/>
+                <w:b w:val="false"/>
+                <w:bCs w:val="false"/>
+                <w:i w:val="false"/>
+                <w:iCs w:val="false"/>
+                <w:sz w:val="24"/>
+                <w:szCs w:val="24"/>
+              </w:rPr>
+              <w:t xml:space="preserve">Xuất video</w:t>
+            </w:r>
+          </w:p>
+        </w:tc>
+        <w:tc>
+          <w:tcPr>
+            <w:tcW w:type="dxa" w:w="3322"/>
+            <w:tcBorders>
+              <w:top w:val="single" w:color="000000" w:sz="4"/>
+              <w:left w:val="single" w:color="000000" w:sz="4"/>
+              <w:bottom w:val="single" w:color="000000" w:sz="4"/>
+              <w:right w:val="single" w:color="000000" w:sz="4"/>
+            </w:tcBorders>
+            <w:tcMar>
+              <w:top w:type="dxa" w:w="30"/>
+              <w:left w:type="dxa" w:w="70"/>
+              <w:bottom w:type="dxa" w:w="30"/>
+              <w:right w:type="dxa" w:w="70"/>
+            </w:tcMar>
+            <w:vAlign w:val="center"/>
+          </w:tcPr>
+          <w:p>
+            <w:pPr>
+              <w:keepNext w:val="false"/>
+              <w:spacing w:after="0" w:before="0" w:line="240" w:lineRule="auto"/>
+              <w:jc w:val="left"/>
+            </w:pPr>
+            <w:r>
+              <w:rPr>
+                <w:rFonts w:ascii="Times New Roman" w:cs="Times New Roman" w:eastAsia="Times New Roman" w:hAnsi="Times New Roman"/>
+                <w:b w:val="false"/>
+                <w:bCs w:val="false"/>
+                <w:i w:val="false"/>
+                <w:iCs w:val="false"/>
+                <w:sz w:val="24"/>
+                <w:szCs w:val="24"/>
+              </w:rPr>
+              <w:t xml:space="preserve">Yêu cầu ghi lý do; tùy chọn làm mờ khuôn mặt, biển số người không liên quan bật sẵn</w:t>
+            </w:r>
+          </w:p>
+        </w:tc>
+        <w:tc>
+          <w:tcPr>
+            <w:tcW w:type="dxa" w:w="2883"/>
+            <w:tcBorders>
+              <w:top w:val="single" w:color="000000" w:sz="4"/>
+              <w:left w:val="single" w:color="000000" w:sz="4"/>
+              <w:bottom w:val="single" w:color="000000" w:sz="4"/>
+              <w:right w:val="single" w:color="000000" w:sz="4"/>
+            </w:tcBorders>
+            <w:tcMar>
+              <w:top w:type="dxa" w:w="30"/>
+              <w:left w:type="dxa" w:w="70"/>
+              <w:bottom w:type="dxa" w:w="30"/>
+              <w:right w:type="dxa" w:w="70"/>
+            </w:tcMar>
+            <w:vAlign w:val="center"/>
+          </w:tcPr>
+          <w:p>
+            <w:pPr>
+              <w:keepNext w:val="false"/>
+              <w:spacing w:after="0" w:before="0" w:line="240" w:lineRule="auto"/>
+              <w:jc w:val="left"/>
+            </w:pPr>
+            <w:r>
+              <w:rPr>
+                <w:rFonts w:ascii="Times New Roman" w:cs="Times New Roman" w:eastAsia="Times New Roman" w:hAnsi="Times New Roman"/>
+                <w:b w:val="false"/>
+                <w:bCs w:val="false"/>
+                <w:i w:val="false"/>
+                <w:iCs w:val="false"/>
+                <w:sz w:val="24"/>
+                <w:szCs w:val="24"/>
+              </w:rPr>
+              <w:t xml:space="preserve">NĐ 330 Đ71.2.b</w:t>
+            </w:r>
+          </w:p>
+        </w:tc>
+      </w:tr>
+      <w:tr>
+        <w:trPr>
+          <w:cantSplit/>
+          <w:tblHeader w:val="false"/>
+        </w:trPr>
+        <w:tc>
+          <w:tcPr>
+            <w:tcW w:type="dxa" w:w="2820"/>
+            <w:tcBorders>
+              <w:top w:val="single" w:color="000000" w:sz="4"/>
+              <w:left w:val="single" w:color="000000" w:sz="4"/>
+              <w:bottom w:val="single" w:color="000000" w:sz="4"/>
+              <w:right w:val="single" w:color="000000" w:sz="4"/>
+            </w:tcBorders>
+            <w:tcMar>
+              <w:top w:type="dxa" w:w="30"/>
+              <w:left w:type="dxa" w:w="70"/>
+              <w:bottom w:type="dxa" w:w="30"/>
+              <w:right w:type="dxa" w:w="70"/>
+            </w:tcMar>
+            <w:vAlign w:val="center"/>
+          </w:tcPr>
+          <w:p>
+            <w:pPr>
+              <w:keepNext w:val="false"/>
+              <w:spacing w:after="0" w:before="0" w:line="240" w:lineRule="auto"/>
+              <w:jc w:val="left"/>
+            </w:pPr>
+            <w:r>
+              <w:rPr>
+                <w:rFonts w:ascii="Times New Roman" w:cs="Times New Roman" w:eastAsia="Times New Roman" w:hAnsi="Times New Roman"/>
+                <w:b w:val="false"/>
+                <w:bCs w:val="false"/>
+                <w:i w:val="false"/>
+                <w:iCs w:val="false"/>
+                <w:sz w:val="24"/>
+                <w:szCs w:val="24"/>
+              </w:rPr>
               <w:t xml:space="preserve">Phương thức thay thế (thẻ, PIN, QR)</w:t>
             </w:r>
           </w:p>
         </w:tc>
         <w:tc>
           <w:tcPr>
-            <w:tcW w:type="dxa" w:w="3923"/>
+            <w:tcW w:type="dxa" w:w="3322"/>
             <w:tcBorders>
               <w:top w:val="single" w:color="000000" w:sz="4"/>
               <w:left w:val="single" w:color="000000" w:sz="4"/>
@@ -4744,7 +5241,7 @@
         </w:tc>
         <w:tc>
           <w:tcPr>
-            <w:tcW w:type="dxa" w:w="1682"/>
+            <w:tcW w:type="dxa" w:w="2883"/>
             <w:tcBorders>
               <w:top w:val="single" w:color="000000" w:sz="4"/>
               <w:left w:val="single" w:color="000000" w:sz="4"/>
@@ -4885,7 +5382,7 @@
           <w:sz w:val="26"/>
           <w:szCs w:val="26"/>
         </w:rPr>
-        <w:t xml:space="preserve">- Chỉ bật tính năng mức C sau khi đáp ứng điều kiện tại B2 mục 5.3.</w:t>
+        <w:t xml:space="preserve">- Chỉ bật tính năng mức BV-Cao sau khi đáp ứng điều kiện tại B2 mục 5.3.</w:t>
       </w:r>
     </w:p>
     <w:p>
@@ -5642,19 +6139,19 @@
           <w:sz w:val="26"/>
           <w:szCs w:val="26"/>
         </w:rPr>
-        <w:t xml:space="preserve">Công bố lỗ hổng có phối hợp:</w:t>
-      </w:r>
-      <w:r>
-        <w:rPr>
-          <w:rFonts w:ascii="Times New Roman" w:cs="Times New Roman" w:eastAsia="Times New Roman" w:hAnsi="Times New Roman"/>
-          <w:b w:val="false"/>
-          <w:bCs w:val="false"/>
-          <w:i w:val="false"/>
-          <w:iCs w:val="false"/>
-          <w:sz w:val="26"/>
-          <w:szCs w:val="26"/>
-        </w:rPr>
-        <w:t xml:space="preserve"> tiếp nhận báo cáo lỗ hổng tại </w:t>
+        <w:t xml:space="preserve">Chính sách công bố lỗ hổng, đăng công khai</w:t>
+      </w:r>
+      <w:r>
+        <w:rPr>
+          <w:rFonts w:ascii="Times New Roman" w:cs="Times New Roman" w:eastAsia="Times New Roman" w:hAnsi="Times New Roman"/>
+          <w:b w:val="false"/>
+          <w:bCs w:val="false"/>
+          <w:i w:val="false"/>
+          <w:iCs w:val="false"/>
+          <w:sz w:val="26"/>
+          <w:szCs w:val="26"/>
+        </w:rPr>
+        <w:t xml:space="preserve"> tại </w:t>
       </w:r>
       <w:r>
         <w:rPr>
@@ -5667,6 +6164,31 @@
           <w:szCs w:val="26"/>
           <w:highlight w:val="yellow"/>
         </w:rPr>
+        <w:t xml:space="preserve">https://example.vn/bao-mat/chinh-sach-lo-hong</w:t>
+      </w:r>
+      <w:r>
+        <w:rPr>
+          <w:rFonts w:ascii="Times New Roman" w:cs="Times New Roman" w:eastAsia="Times New Roman" w:hAnsi="Times New Roman"/>
+          <w:b w:val="false"/>
+          <w:bCs w:val="false"/>
+          <w:i w:val="false"/>
+          <w:iCs w:val="false"/>
+          <w:sz w:val="26"/>
+          <w:szCs w:val="26"/>
+        </w:rPr>
+        <w:t xml:space="preserve">: tiếp nhận báo cáo lỗ hổng tại </w:t>
+      </w:r>
+      <w:r>
+        <w:rPr>
+          <w:rFonts w:ascii="Times New Roman" w:cs="Times New Roman" w:eastAsia="Times New Roman" w:hAnsi="Times New Roman"/>
+          <w:b w:val="false"/>
+          <w:bCs w:val="false"/>
+          <w:i w:val="false"/>
+          <w:iCs w:val="false"/>
+          <w:sz w:val="26"/>
+          <w:szCs w:val="26"/>
+          <w:highlight w:val="yellow"/>
+        </w:rPr>
         <w:t xml:space="preserve">security@example.vn</w:t>
       </w:r>
       <w:r>
@@ -5704,7 +6226,56 @@
           <w:sz w:val="26"/>
           <w:szCs w:val="26"/>
         </w:rPr>
-        <w:t xml:space="preserve">; không truy cứu người báo cáo thiện chí; công bố thông báo bảo mật cho khách hàng kèm mức nghiêm trọng, phiên bản bị ảnh hưởng, biện pháp khắc phục.</w:t>
+        <w:t xml:space="preserve">; cập nhật trạng thái xử lý cho người báo cáo </w:t>
+      </w:r>
+      <w:r>
+        <w:rPr>
+          <w:rFonts w:ascii="Times New Roman" w:cs="Times New Roman" w:eastAsia="Times New Roman" w:hAnsi="Times New Roman"/>
+          <w:b w:val="false"/>
+          <w:bCs w:val="false"/>
+          <w:i w:val="false"/>
+          <w:iCs w:val="false"/>
+          <w:sz w:val="26"/>
+          <w:szCs w:val="26"/>
+          <w:highlight w:val="yellow"/>
+        </w:rPr>
+        <w:t xml:space="preserve">ít nhất 14 ngày/lần</w:t>
+      </w:r>
+      <w:r>
+        <w:rPr>
+          <w:rFonts w:ascii="Times New Roman" w:cs="Times New Roman" w:eastAsia="Times New Roman" w:hAnsi="Times New Roman"/>
+          <w:b w:val="false"/>
+          <w:bCs w:val="false"/>
+          <w:i w:val="false"/>
+          <w:iCs w:val="false"/>
+          <w:sz w:val="26"/>
+          <w:szCs w:val="26"/>
+        </w:rPr>
+        <w:t xml:space="preserve"> đến khi xử lý xong; không truy cứu người báo cáo thiện chí; công bố thông báo bảo mật cho khách hàng kèm mức nghiêm trọng, phiên bản bị ảnh hưởng, biện pháp khắc phục. Với thiết bị camera, theo nguồn thứ cấp đây là yêu cầu của QCVN 11:2026/BCA — </w:t>
+      </w:r>
+      <w:r>
+        <w:rPr>
+          <w:rFonts w:ascii="Times New Roman" w:cs="Times New Roman" w:eastAsia="Times New Roman" w:hAnsi="Times New Roman"/>
+          <w:b/>
+          <w:bCs/>
+          <w:i w:val="false"/>
+          <w:iCs w:val="false"/>
+          <w:sz w:val="26"/>
+          <w:szCs w:val="26"/>
+        </w:rPr>
+        <w:t xml:space="preserve">[CẦN ĐỐI CHIẾU]</w:t>
+      </w:r>
+      <w:r>
+        <w:rPr>
+          <w:rFonts w:ascii="Times New Roman" w:cs="Times New Roman" w:eastAsia="Times New Roman" w:hAnsi="Times New Roman"/>
+          <w:b w:val="false"/>
+          <w:bCs w:val="false"/>
+          <w:i w:val="false"/>
+          <w:iCs w:val="false"/>
+          <w:sz w:val="26"/>
+          <w:szCs w:val="26"/>
+        </w:rPr>
+        <w:t xml:space="preserve">.</w:t>
       </w:r>
     </w:p>
     <w:p>
@@ -5944,7 +6515,7 @@
           <w:sz w:val="28"/>
           <w:szCs w:val="28"/>
         </w:rPr>
-        <w:t xml:space="preserve">7. Chống giả mạo khuôn mặt và nội dung do AI tạo</w:t>
+        <w:t xml:space="preserve">7. Chống giả mạo khuôn mặt, tấn công mô hình và nội dung do AI tạo</w:t>
       </w:r>
     </w:p>
     <w:p>
@@ -6108,8 +6679,515 @@
           <w:sz w:val="26"/>
           <w:szCs w:val="26"/>
         </w:rPr>
-        <w:t xml:space="preserve">Bối cảnh pháp lý: hành vi dùng AI, deepfake để giả mạo dữ liệu sinh trắc học (khuôn mặt) nhằm xác thực trái phép bị xử phạt tại điểm c khoản 2 Điều 34 Nghị định số 330/2026/NĐ-CP. Biện pháp chống giả mạo giúp bên kiểm soát phòng ngừa hành vi này trên hệ thống của mình.</w:t>
-      </w:r>
+        <w:t xml:space="preserve">Biện pháp chống tấn công mô hình:</w:t>
+      </w:r>
+    </w:p>
+    <w:tbl>
+      <w:tblPr>
+        <w:tblW w:type="pct" w:w="100%"/>
+        <w:tblBorders>
+          <w:top w:val="single" w:color="auto" w:sz="4"/>
+          <w:left w:val="single" w:color="auto" w:sz="4"/>
+          <w:bottom w:val="single" w:color="auto" w:sz="4"/>
+          <w:right w:val="single" w:color="auto" w:sz="4"/>
+          <w:insideH w:val="single" w:color="auto" w:sz="4"/>
+          <w:insideV w:val="single" w:color="auto" w:sz="4"/>
+        </w:tblBorders>
+        <w:tblLayout w:type="autofit"/>
+      </w:tblPr>
+      <w:tblGrid>
+        <w:gridCol w:w="4512"/>
+        <w:gridCol w:w="4513"/>
+      </w:tblGrid>
+      <w:tr>
+        <w:trPr>
+          <w:cantSplit/>
+          <w:tblHeader/>
+        </w:trPr>
+        <w:tc>
+          <w:tcPr>
+            <w:tcW w:type="dxa" w:w="4512"/>
+            <w:tcBorders>
+              <w:top w:val="single" w:color="000000" w:sz="4"/>
+              <w:left w:val="single" w:color="000000" w:sz="4"/>
+              <w:bottom w:val="single" w:color="000000" w:sz="4"/>
+              <w:right w:val="single" w:color="000000" w:sz="4"/>
+            </w:tcBorders>
+            <w:shd w:fill="F2F2F2" w:color="auto" w:val="clear"/>
+            <w:tcMar>
+              <w:top w:type="dxa" w:w="30"/>
+              <w:left w:type="dxa" w:w="70"/>
+              <w:bottom w:type="dxa" w:w="30"/>
+              <w:right w:type="dxa" w:w="70"/>
+            </w:tcMar>
+            <w:vAlign w:val="center"/>
+          </w:tcPr>
+          <w:p>
+            <w:pPr>
+              <w:keepNext/>
+              <w:spacing w:after="0" w:before="0" w:line="240" w:lineRule="auto"/>
+              <w:jc w:val="center"/>
+            </w:pPr>
+            <w:r>
+              <w:rPr>
+                <w:rFonts w:ascii="Times New Roman" w:cs="Times New Roman" w:eastAsia="Times New Roman" w:hAnsi="Times New Roman"/>
+                <w:b/>
+                <w:bCs/>
+                <w:i w:val="false"/>
+                <w:iCs w:val="false"/>
+                <w:sz w:val="24"/>
+                <w:szCs w:val="24"/>
+              </w:rPr>
+              <w:t xml:space="preserve">Nguy cơ</w:t>
+            </w:r>
+          </w:p>
+        </w:tc>
+        <w:tc>
+          <w:tcPr>
+            <w:tcW w:type="dxa" w:w="4513"/>
+            <w:tcBorders>
+              <w:top w:val="single" w:color="000000" w:sz="4"/>
+              <w:left w:val="single" w:color="000000" w:sz="4"/>
+              <w:bottom w:val="single" w:color="000000" w:sz="4"/>
+              <w:right w:val="single" w:color="000000" w:sz="4"/>
+            </w:tcBorders>
+            <w:shd w:fill="F2F2F2" w:color="auto" w:val="clear"/>
+            <w:tcMar>
+              <w:top w:type="dxa" w:w="30"/>
+              <w:left w:type="dxa" w:w="70"/>
+              <w:bottom w:type="dxa" w:w="30"/>
+              <w:right w:type="dxa" w:w="70"/>
+            </w:tcMar>
+            <w:vAlign w:val="center"/>
+          </w:tcPr>
+          <w:p>
+            <w:pPr>
+              <w:keepNext/>
+              <w:spacing w:after="0" w:before="0" w:line="240" w:lineRule="auto"/>
+              <w:jc w:val="center"/>
+            </w:pPr>
+            <w:r>
+              <w:rPr>
+                <w:rFonts w:ascii="Times New Roman" w:cs="Times New Roman" w:eastAsia="Times New Roman" w:hAnsi="Times New Roman"/>
+                <w:b/>
+                <w:bCs/>
+                <w:i w:val="false"/>
+                <w:iCs w:val="false"/>
+                <w:sz w:val="24"/>
+                <w:szCs w:val="24"/>
+              </w:rPr>
+              <w:t xml:space="preserve">Biện pháp của sản phẩm</w:t>
+            </w:r>
+          </w:p>
+        </w:tc>
+      </w:tr>
+      <w:tr>
+        <w:trPr>
+          <w:cantSplit/>
+          <w:tblHeader w:val="false"/>
+        </w:trPr>
+        <w:tc>
+          <w:tcPr>
+            <w:tcW w:type="dxa" w:w="4512"/>
+            <w:tcBorders>
+              <w:top w:val="single" w:color="000000" w:sz="4"/>
+              <w:left w:val="single" w:color="000000" w:sz="4"/>
+              <w:bottom w:val="single" w:color="000000" w:sz="4"/>
+              <w:right w:val="single" w:color="000000" w:sz="4"/>
+            </w:tcBorders>
+            <w:tcMar>
+              <w:top w:type="dxa" w:w="30"/>
+              <w:left w:type="dxa" w:w="70"/>
+              <w:bottom w:type="dxa" w:w="30"/>
+              <w:right w:type="dxa" w:w="70"/>
+            </w:tcMar>
+            <w:vAlign w:val="center"/>
+          </w:tcPr>
+          <w:p>
+            <w:pPr>
+              <w:keepNext/>
+              <w:spacing w:after="0" w:before="0" w:line="240" w:lineRule="auto"/>
+              <w:jc w:val="left"/>
+            </w:pPr>
+            <w:r>
+              <w:rPr>
+                <w:rFonts w:ascii="Times New Roman" w:cs="Times New Roman" w:eastAsia="Times New Roman" w:hAnsi="Times New Roman"/>
+                <w:b w:val="false"/>
+                <w:bCs w:val="false"/>
+                <w:i w:val="false"/>
+                <w:iCs w:val="false"/>
+                <w:sz w:val="24"/>
+                <w:szCs w:val="24"/>
+              </w:rPr>
+              <w:t xml:space="preserve">Tấn công đối nghịch (mẫu nhiễu, miếng dán, kính, mặt nạ in hoa văn để né hoặc giả danh)</w:t>
+            </w:r>
+          </w:p>
+        </w:tc>
+        <w:tc>
+          <w:tcPr>
+            <w:tcW w:type="dxa" w:w="4513"/>
+            <w:tcBorders>
+              <w:top w:val="single" w:color="000000" w:sz="4"/>
+              <w:left w:val="single" w:color="000000" w:sz="4"/>
+              <w:bottom w:val="single" w:color="000000" w:sz="4"/>
+              <w:right w:val="single" w:color="000000" w:sz="4"/>
+            </w:tcBorders>
+            <w:tcMar>
+              <w:top w:type="dxa" w:w="30"/>
+              <w:left w:type="dxa" w:w="70"/>
+              <w:bottom w:type="dxa" w:w="30"/>
+              <w:right w:type="dxa" w:w="70"/>
+            </w:tcMar>
+            <w:vAlign w:val="center"/>
+          </w:tcPr>
+          <w:p>
+            <w:pPr>
+              <w:keepNext/>
+              <w:spacing w:after="0" w:before="0" w:line="240" w:lineRule="auto"/>
+              <w:jc w:val="left"/>
+            </w:pPr>
+            <w:r>
+              <w:rPr>
+                <w:rFonts w:ascii="Times New Roman" w:cs="Times New Roman" w:eastAsia="Times New Roman" w:hAnsi="Times New Roman"/>
+                <w:b w:val="false"/>
+                <w:bCs w:val="false"/>
+                <w:i w:val="false"/>
+                <w:iCs w:val="false"/>
+                <w:sz w:val="24"/>
+                <w:szCs w:val="24"/>
+                <w:highlight w:val="yellow"/>
+              </w:rPr>
+              <w:t xml:space="preserve">kết hợp camera hồng ngoại và RGB; kiểm thử với mẫu tấn công in ấn (mô phỏng)</w:t>
+            </w:r>
+          </w:p>
+        </w:tc>
+      </w:tr>
+      <w:tr>
+        <w:trPr>
+          <w:cantSplit/>
+          <w:tblHeader w:val="false"/>
+        </w:trPr>
+        <w:tc>
+          <w:tcPr>
+            <w:tcW w:type="dxa" w:w="4512"/>
+            <w:tcBorders>
+              <w:top w:val="single" w:color="000000" w:sz="4"/>
+              <w:left w:val="single" w:color="000000" w:sz="4"/>
+              <w:bottom w:val="single" w:color="000000" w:sz="4"/>
+              <w:right w:val="single" w:color="000000" w:sz="4"/>
+            </w:tcBorders>
+            <w:tcMar>
+              <w:top w:type="dxa" w:w="30"/>
+              <w:left w:type="dxa" w:w="70"/>
+              <w:bottom w:type="dxa" w:w="30"/>
+              <w:right w:type="dxa" w:w="70"/>
+            </w:tcMar>
+            <w:vAlign w:val="center"/>
+          </w:tcPr>
+          <w:p>
+            <w:pPr>
+              <w:keepNext/>
+              <w:spacing w:after="0" w:before="0" w:line="240" w:lineRule="auto"/>
+              <w:jc w:val="left"/>
+            </w:pPr>
+            <w:r>
+              <w:rPr>
+                <w:rFonts w:ascii="Times New Roman" w:cs="Times New Roman" w:eastAsia="Times New Roman" w:hAnsi="Times New Roman"/>
+                <w:b w:val="false"/>
+                <w:bCs w:val="false"/>
+                <w:i w:val="false"/>
+                <w:iCs w:val="false"/>
+                <w:sz w:val="24"/>
+                <w:szCs w:val="24"/>
+              </w:rPr>
+              <w:t xml:space="preserve">Đầu độc dữ liệu (ảnh đăng ký sai lệch, dữ liệu tinh chỉnh bị cài mẫu độc)</w:t>
+            </w:r>
+          </w:p>
+        </w:tc>
+        <w:tc>
+          <w:tcPr>
+            <w:tcW w:type="dxa" w:w="4513"/>
+            <w:tcBorders>
+              <w:top w:val="single" w:color="000000" w:sz="4"/>
+              <w:left w:val="single" w:color="000000" w:sz="4"/>
+              <w:bottom w:val="single" w:color="000000" w:sz="4"/>
+              <w:right w:val="single" w:color="000000" w:sz="4"/>
+            </w:tcBorders>
+            <w:tcMar>
+              <w:top w:type="dxa" w:w="30"/>
+              <w:left w:type="dxa" w:w="70"/>
+              <w:bottom w:type="dxa" w:w="30"/>
+              <w:right w:type="dxa" w:w="70"/>
+            </w:tcMar>
+            <w:vAlign w:val="center"/>
+          </w:tcPr>
+          <w:p>
+            <w:pPr>
+              <w:keepNext/>
+              <w:spacing w:after="0" w:before="0" w:line="240" w:lineRule="auto"/>
+              <w:jc w:val="left"/>
+            </w:pPr>
+            <w:r>
+              <w:rPr>
+                <w:rFonts w:ascii="Times New Roman" w:cs="Times New Roman" w:eastAsia="Times New Roman" w:hAnsi="Times New Roman"/>
+                <w:b w:val="false"/>
+                <w:bCs w:val="false"/>
+                <w:i w:val="false"/>
+                <w:iCs w:val="false"/>
+                <w:sz w:val="24"/>
+                <w:szCs w:val="24"/>
+              </w:rPr>
+              <w:t xml:space="preserve">Đăng ký trực tiếp tại thiết bị; kiểm tra chất lượng ảnh đăng ký; tập dữ liệu tinh chỉnh tại chỗ được duyệt và lưu vết (B7 phương án C)</w:t>
+            </w:r>
+          </w:p>
+        </w:tc>
+      </w:tr>
+      <w:tr>
+        <w:trPr>
+          <w:cantSplit/>
+          <w:tblHeader w:val="false"/>
+        </w:trPr>
+        <w:tc>
+          <w:tcPr>
+            <w:tcW w:type="dxa" w:w="4512"/>
+            <w:tcBorders>
+              <w:top w:val="single" w:color="000000" w:sz="4"/>
+              <w:left w:val="single" w:color="000000" w:sz="4"/>
+              <w:bottom w:val="single" w:color="000000" w:sz="4"/>
+              <w:right w:val="single" w:color="000000" w:sz="4"/>
+            </w:tcBorders>
+            <w:tcMar>
+              <w:top w:type="dxa" w:w="30"/>
+              <w:left w:type="dxa" w:w="70"/>
+              <w:bottom w:type="dxa" w:w="30"/>
+              <w:right w:type="dxa" w:w="70"/>
+            </w:tcMar>
+            <w:vAlign w:val="center"/>
+          </w:tcPr>
+          <w:p>
+            <w:pPr>
+              <w:keepNext/>
+              <w:spacing w:after="0" w:before="0" w:line="240" w:lineRule="auto"/>
+              <w:jc w:val="left"/>
+            </w:pPr>
+            <w:r>
+              <w:rPr>
+                <w:rFonts w:ascii="Times New Roman" w:cs="Times New Roman" w:eastAsia="Times New Roman" w:hAnsi="Times New Roman"/>
+                <w:b w:val="false"/>
+                <w:bCs w:val="false"/>
+                <w:i w:val="false"/>
+                <w:iCs w:val="false"/>
+                <w:sz w:val="24"/>
+                <w:szCs w:val="24"/>
+              </w:rPr>
+              <w:t xml:space="preserve">Thay thế, sửa đổi tệp mô hình (đầu độc mô hình)</w:t>
+            </w:r>
+          </w:p>
+        </w:tc>
+        <w:tc>
+          <w:tcPr>
+            <w:tcW w:type="dxa" w:w="4513"/>
+            <w:tcBorders>
+              <w:top w:val="single" w:color="000000" w:sz="4"/>
+              <w:left w:val="single" w:color="000000" w:sz="4"/>
+              <w:bottom w:val="single" w:color="000000" w:sz="4"/>
+              <w:right w:val="single" w:color="000000" w:sz="4"/>
+            </w:tcBorders>
+            <w:tcMar>
+              <w:top w:type="dxa" w:w="30"/>
+              <w:left w:type="dxa" w:w="70"/>
+              <w:bottom w:type="dxa" w:w="30"/>
+              <w:right w:type="dxa" w:w="70"/>
+            </w:tcMar>
+            <w:vAlign w:val="center"/>
+          </w:tcPr>
+          <w:p>
+            <w:pPr>
+              <w:keepNext/>
+              <w:spacing w:after="0" w:before="0" w:line="240" w:lineRule="auto"/>
+              <w:jc w:val="left"/>
+            </w:pPr>
+            <w:r>
+              <w:rPr>
+                <w:rFonts w:ascii="Times New Roman" w:cs="Times New Roman" w:eastAsia="Times New Roman" w:hAnsi="Times New Roman"/>
+                <w:b w:val="false"/>
+                <w:bCs w:val="false"/>
+                <w:i w:val="false"/>
+                <w:iCs w:val="false"/>
+                <w:sz w:val="24"/>
+                <w:szCs w:val="24"/>
+              </w:rPr>
+              <w:t xml:space="preserve">Tệp mô hình được ký số; thiết bị kiểm tra chữ ký, giá trị băm trước khi nạp; chỉ nhận mô hình qua kênh cập nhật an toàn (mục 6)</w:t>
+            </w:r>
+          </w:p>
+        </w:tc>
+      </w:tr>
+      <w:tr>
+        <w:trPr>
+          <w:cantSplit/>
+          <w:tblHeader w:val="false"/>
+        </w:trPr>
+        <w:tc>
+          <w:tcPr>
+            <w:tcW w:type="dxa" w:w="4512"/>
+            <w:tcBorders>
+              <w:top w:val="single" w:color="000000" w:sz="4"/>
+              <w:left w:val="single" w:color="000000" w:sz="4"/>
+              <w:bottom w:val="single" w:color="000000" w:sz="4"/>
+              <w:right w:val="single" w:color="000000" w:sz="4"/>
+            </w:tcBorders>
+            <w:tcMar>
+              <w:top w:type="dxa" w:w="30"/>
+              <w:left w:type="dxa" w:w="70"/>
+              <w:bottom w:type="dxa" w:w="30"/>
+              <w:right w:type="dxa" w:w="70"/>
+            </w:tcMar>
+            <w:vAlign w:val="center"/>
+          </w:tcPr>
+          <w:p>
+            <w:pPr>
+              <w:keepNext/>
+              <w:spacing w:after="0" w:before="0" w:line="240" w:lineRule="auto"/>
+              <w:jc w:val="left"/>
+            </w:pPr>
+            <w:r>
+              <w:rPr>
+                <w:rFonts w:ascii="Times New Roman" w:cs="Times New Roman" w:eastAsia="Times New Roman" w:hAnsi="Times New Roman"/>
+                <w:b w:val="false"/>
+                <w:bCs w:val="false"/>
+                <w:i w:val="false"/>
+                <w:iCs w:val="false"/>
+                <w:sz w:val="24"/>
+                <w:szCs w:val="24"/>
+              </w:rPr>
+              <w:t xml:space="preserve">Trích xuất mô hình, dò ngưỡng qua giao diện lập trình</w:t>
+            </w:r>
+          </w:p>
+        </w:tc>
+        <w:tc>
+          <w:tcPr>
+            <w:tcW w:type="dxa" w:w="4513"/>
+            <w:tcBorders>
+              <w:top w:val="single" w:color="000000" w:sz="4"/>
+              <w:left w:val="single" w:color="000000" w:sz="4"/>
+              <w:bottom w:val="single" w:color="000000" w:sz="4"/>
+              <w:right w:val="single" w:color="000000" w:sz="4"/>
+            </w:tcBorders>
+            <w:tcMar>
+              <w:top w:type="dxa" w:w="30"/>
+              <w:left w:type="dxa" w:w="70"/>
+              <w:bottom w:type="dxa" w:w="30"/>
+              <w:right w:type="dxa" w:w="70"/>
+            </w:tcMar>
+            <w:vAlign w:val="center"/>
+          </w:tcPr>
+          <w:p>
+            <w:pPr>
+              <w:keepNext/>
+              <w:spacing w:after="0" w:before="0" w:line="240" w:lineRule="auto"/>
+              <w:jc w:val="left"/>
+            </w:pPr>
+            <w:r>
+              <w:rPr>
+                <w:rFonts w:ascii="Times New Roman" w:cs="Times New Roman" w:eastAsia="Times New Roman" w:hAnsi="Times New Roman"/>
+                <w:b w:val="false"/>
+                <w:bCs w:val="false"/>
+                <w:i w:val="false"/>
+                <w:iCs w:val="false"/>
+                <w:sz w:val="24"/>
+                <w:szCs w:val="24"/>
+              </w:rPr>
+              <w:t xml:space="preserve">Giới hạn tần suất truy vấn; API không trả điểm tương đồng thô cho hệ thống bên ngoài; ghi nhật ký truy vấn bất thường</w:t>
+            </w:r>
+          </w:p>
+        </w:tc>
+      </w:tr>
+      <w:tr>
+        <w:trPr>
+          <w:cantSplit/>
+          <w:tblHeader w:val="false"/>
+        </w:trPr>
+        <w:tc>
+          <w:tcPr>
+            <w:tcW w:type="dxa" w:w="4512"/>
+            <w:tcBorders>
+              <w:top w:val="single" w:color="000000" w:sz="4"/>
+              <w:left w:val="single" w:color="000000" w:sz="4"/>
+              <w:bottom w:val="single" w:color="000000" w:sz="4"/>
+              <w:right w:val="single" w:color="000000" w:sz="4"/>
+            </w:tcBorders>
+            <w:tcMar>
+              <w:top w:type="dxa" w:w="30"/>
+              <w:left w:type="dxa" w:w="70"/>
+              <w:bottom w:type="dxa" w:w="30"/>
+              <w:right w:type="dxa" w:w="70"/>
+            </w:tcMar>
+            <w:vAlign w:val="center"/>
+          </w:tcPr>
+          <w:p>
+            <w:pPr>
+              <w:keepNext w:val="false"/>
+              <w:spacing w:after="0" w:before="0" w:line="240" w:lineRule="auto"/>
+              <w:jc w:val="left"/>
+            </w:pPr>
+            <w:r>
+              <w:rPr>
+                <w:rFonts w:ascii="Times New Roman" w:cs="Times New Roman" w:eastAsia="Times New Roman" w:hAnsi="Times New Roman"/>
+                <w:b w:val="false"/>
+                <w:bCs w:val="false"/>
+                <w:i w:val="false"/>
+                <w:iCs w:val="false"/>
+                <w:sz w:val="24"/>
+                <w:szCs w:val="24"/>
+              </w:rPr>
+              <w:t xml:space="preserve">Suy ngược template thành ảnh; tái nhận dạng dữ liệu đã khử nhận dạng</w:t>
+            </w:r>
+          </w:p>
+        </w:tc>
+        <w:tc>
+          <w:tcPr>
+            <w:tcW w:type="dxa" w:w="4513"/>
+            <w:tcBorders>
+              <w:top w:val="single" w:color="000000" w:sz="4"/>
+              <w:left w:val="single" w:color="000000" w:sz="4"/>
+              <w:bottom w:val="single" w:color="000000" w:sz="4"/>
+              <w:right w:val="single" w:color="000000" w:sz="4"/>
+            </w:tcBorders>
+            <w:tcMar>
+              <w:top w:type="dxa" w:w="30"/>
+              <w:left w:type="dxa" w:w="70"/>
+              <w:bottom w:type="dxa" w:w="30"/>
+              <w:right w:type="dxa" w:w="70"/>
+            </w:tcMar>
+            <w:vAlign w:val="center"/>
+          </w:tcPr>
+          <w:p>
+            <w:pPr>
+              <w:keepNext w:val="false"/>
+              <w:spacing w:after="0" w:before="0" w:line="240" w:lineRule="auto"/>
+              <w:jc w:val="left"/>
+            </w:pPr>
+            <w:r>
+              <w:rPr>
+                <w:rFonts w:ascii="Times New Roman" w:cs="Times New Roman" w:eastAsia="Times New Roman" w:hAnsi="Times New Roman"/>
+                <w:b w:val="false"/>
+                <w:bCs w:val="false"/>
+                <w:i w:val="false"/>
+                <w:iCs w:val="false"/>
+                <w:sz w:val="24"/>
+                <w:szCs w:val="24"/>
+              </w:rPr>
+              <w:t xml:space="preserve">Mã hóa template (mục 2); không xuất template ra ngoài; dữ liệu thống kê chỉ xuất ở dạng tổng hợp</w:t>
+            </w:r>
+          </w:p>
+        </w:tc>
+      </w:tr>
+    </w:tbl>
+    <w:p>
+      <w:pPr>
+        <w:spacing w:after="60" w:before="0" w:line="276" w:lineRule="auto"/>
+        <w:jc w:val="both"/>
+      </w:pPr>
     </w:p>
     <w:p>
       <w:pPr>
@@ -6120,6 +7198,50 @@
       <w:r>
         <w:rPr>
           <w:rFonts w:ascii="Times New Roman" w:cs="Times New Roman" w:eastAsia="Times New Roman" w:hAnsi="Times New Roman"/>
+          <w:b w:val="false"/>
+          <w:bCs w:val="false"/>
+          <w:i w:val="false"/>
+          <w:iCs w:val="false"/>
+          <w:sz w:val="26"/>
+          <w:szCs w:val="26"/>
+        </w:rPr>
+        <w:t xml:space="preserve">Bối cảnh pháp lý: hành vi dùng AI, deepfake để giả mạo dữ liệu sinh trắc học (khuôn mặt) nhằm xác thực trái phép bị xử phạt tại điểm c khoản 2 Điều 34 Nghị định số 330/2026/NĐ-CP. Biện pháp chống giả mạo giúp bên kiểm soát phòng ngừa hành vi này trên hệ thống của mình. Pháp luật về trí tuệ nhân tạo yêu cầu phòng ngừa, kiểm soát rủi ro đặc thù của hệ thống trí tuệ nhân tạo, gồm nguy cơ tấn công, khai thác điểm yếu của mô hình và nguy cơ tái nhận dạng dữ liệu cá nhân đã khử nhận dạng (điểm c khoản 3 Điều 36 Nghị định số 142/2026/NĐ-CP — quy định cho tổ chức vận hành hạ tầng, cơ sở dữ liệu phục vụ phát triển trí tuệ nhân tạo; </w:t>
+      </w:r>
+      <w:r>
+        <w:rPr>
+          <w:rFonts w:ascii="Times New Roman" w:cs="Times New Roman" w:eastAsia="Times New Roman" w:hAnsi="Times New Roman"/>
+          <w:b w:val="false"/>
+          <w:bCs w:val="false"/>
+          <w:i w:val="false"/>
+          <w:iCs w:val="false"/>
+          <w:sz w:val="26"/>
+          <w:szCs w:val="26"/>
+          <w:highlight w:val="yellow"/>
+        </w:rPr>
+        <w:t xml:space="preserve">Công ty cổ phần Giải pháp Công nghệ TURBO</w:t>
+      </w:r>
+      <w:r>
+        <w:rPr>
+          <w:rFonts w:ascii="Times New Roman" w:cs="Times New Roman" w:eastAsia="Times New Roman" w:hAnsi="Times New Roman"/>
+          <w:b w:val="false"/>
+          <w:bCs w:val="false"/>
+          <w:i w:val="false"/>
+          <w:iCs w:val="false"/>
+          <w:sz w:val="26"/>
+          <w:szCs w:val="26"/>
+        </w:rPr>
+        <w:t xml:space="preserve"> áp dụng theo tinh thần cho sản phẩm). Trường hợp hệ thống bị bên thứ ba xâm nhập, chiếm quyền điều khiển, nhà cung cấp, bên triển khai có lỗi để hệ thống bị xâm nhập phải liên đới bồi thường thiệt hại (khoản 4 Điều 29 Luật Trí tuệ nhân tạo số 134/2025/QH15).</w:t>
+      </w:r>
+    </w:p>
+    <w:p>
+      <w:pPr>
+        <w:spacing w:after="120" w:before="0" w:line="276" w:lineRule="auto"/>
+        <w:ind w:firstLine="566"/>
+        <w:jc w:val="both"/>
+      </w:pPr>
+      <w:r>
+        <w:rPr>
+          <w:rFonts w:ascii="Times New Roman" w:cs="Times New Roman" w:eastAsia="Times New Roman" w:hAnsi="Times New Roman"/>
           <w:b/>
           <w:bCs/>
           <w:i w:val="false"/>
@@ -6172,6 +7294,25 @@
           <w:szCs w:val="26"/>
         </w:rPr>
         <w:t xml:space="preserve"> (B3 mục B.4).</w:t>
+      </w:r>
+    </w:p>
+    <w:p>
+      <w:pPr>
+        <w:spacing w:after="120" w:before="0" w:line="276" w:lineRule="auto"/>
+        <w:ind w:firstLine="566"/>
+        <w:jc w:val="both"/>
+      </w:pPr>
+      <w:r>
+        <w:rPr>
+          <w:rFonts w:ascii="Times New Roman" w:cs="Times New Roman" w:eastAsia="Times New Roman" w:hAnsi="Times New Roman"/>
+          <w:b w:val="false"/>
+          <w:bCs w:val="false"/>
+          <w:i w:val="false"/>
+          <w:iCs w:val="false"/>
+          <w:sz w:val="26"/>
+          <w:szCs w:val="26"/>
+        </w:rPr>
+        <w:t xml:space="preserve">☐ Mô tả cơ chế ký số, kiểm tra toàn vẹn tệp mô hình; kết quả kiểm thử tấn công đối nghịch (nếu có).</w:t>
       </w:r>
     </w:p>
     <w:p>
@@ -6739,7 +7880,31 @@
           <w:sz w:val="26"/>
           <w:szCs w:val="26"/>
         </w:rPr>
-        <w:t xml:space="preserve">- Đánh giá tuân thủ bảo vệ dữ liệu cá nhân của hệ thống AI định kỳ 01 năm/lần (điểm đ khoản 5 Điều 10 Nghị định số 356/2025/NĐ-CP); kết quả gần nhất ngày </w:t>
+        <w:t xml:space="preserve">- Hợp quy thiết bị camera </w:t>
+      </w:r>
+      <w:r>
+        <w:rPr>
+          <w:rFonts w:ascii="Times New Roman" w:cs="Times New Roman" w:eastAsia="Times New Roman" w:hAnsi="Times New Roman"/>
+          <w:b/>
+          <w:bCs/>
+          <w:i w:val="false"/>
+          <w:iCs w:val="false"/>
+          <w:sz w:val="26"/>
+          <w:szCs w:val="26"/>
+        </w:rPr>
+        <w:t xml:space="preserve">[CẦN ĐỐI CHIẾU — chưa có toàn văn trong sources/]</w:t>
+      </w:r>
+      <w:r>
+        <w:rPr>
+          <w:rFonts w:ascii="Times New Roman" w:cs="Times New Roman" w:eastAsia="Times New Roman" w:hAnsi="Times New Roman"/>
+          <w:b w:val="false"/>
+          <w:bCs w:val="false"/>
+          <w:i w:val="false"/>
+          <w:iCs w:val="false"/>
+          <w:sz w:val="26"/>
+          <w:szCs w:val="26"/>
+        </w:rPr>
+        <w:t xml:space="preserve">: thiết bị </w:t>
       </w:r>
       <w:r>
         <w:rPr>
@@ -6752,19 +7917,94 @@
           <w:szCs w:val="26"/>
           <w:highlight w:val="yellow"/>
         </w:rPr>
-        <w:t xml:space="preserve">Chưa có (dự kiến 11/2026)</w:t>
-      </w:r>
-      <w:r>
-        <w:rPr>
-          <w:rFonts w:ascii="Times New Roman" w:cs="Times New Roman" w:eastAsia="Times New Roman" w:hAnsi="Times New Roman"/>
-          <w:b w:val="false"/>
-          <w:bCs w:val="false"/>
-          <w:i w:val="false"/>
-          <w:iCs w:val="false"/>
-          <w:sz w:val="26"/>
-          <w:szCs w:val="26"/>
-        </w:rPr>
-        <w:t xml:space="preserve">.</w:t>
+        <w:t xml:space="preserve">VX-E2, VX-E3 (mô phỏng)</w:t>
+      </w:r>
+      <w:r>
+        <w:rPr>
+          <w:rFonts w:ascii="Times New Roman" w:cs="Times New Roman" w:eastAsia="Times New Roman" w:hAnsi="Times New Roman"/>
+          <w:b w:val="false"/>
+          <w:bCs w:val="false"/>
+          <w:i w:val="false"/>
+          <w:iCs w:val="false"/>
+          <w:sz w:val="26"/>
+          <w:szCs w:val="26"/>
+        </w:rPr>
+        <w:t xml:space="preserve"> đã công bố hợp quy QCVN 11:2026/BCA, số công bố </w:t>
+      </w:r>
+      <w:r>
+        <w:rPr>
+          <w:rFonts w:ascii="Times New Roman" w:cs="Times New Roman" w:eastAsia="Times New Roman" w:hAnsi="Times New Roman"/>
+          <w:b w:val="false"/>
+          <w:bCs w:val="false"/>
+          <w:i w:val="false"/>
+          <w:iCs w:val="false"/>
+          <w:sz w:val="26"/>
+          <w:szCs w:val="26"/>
+          <w:highlight w:val="yellow"/>
+        </w:rPr>
+        <w:t xml:space="preserve">Chưa có (mô phỏng)</w:t>
+      </w:r>
+      <w:r>
+        <w:rPr>
+          <w:rFonts w:ascii="Times New Roman" w:cs="Times New Roman" w:eastAsia="Times New Roman" w:hAnsi="Times New Roman"/>
+          <w:b w:val="false"/>
+          <w:bCs w:val="false"/>
+          <w:i w:val="false"/>
+          <w:iCs w:val="false"/>
+          <w:sz w:val="26"/>
+          <w:szCs w:val="26"/>
+        </w:rPr>
+        <w:t xml:space="preserve">, tổ chức thử nghiệm, chứng nhận </w:t>
+      </w:r>
+      <w:r>
+        <w:rPr>
+          <w:rFonts w:ascii="Times New Roman" w:cs="Times New Roman" w:eastAsia="Times New Roman" w:hAnsi="Times New Roman"/>
+          <w:b w:val="false"/>
+          <w:bCs w:val="false"/>
+          <w:i w:val="false"/>
+          <w:iCs w:val="false"/>
+          <w:sz w:val="26"/>
+          <w:szCs w:val="26"/>
+          <w:highlight w:val="yellow"/>
+        </w:rPr>
+        <w:t xml:space="preserve">Chưa xác định</w:t>
+      </w:r>
+      <w:r>
+        <w:rPr>
+          <w:rFonts w:ascii="Times New Roman" w:cs="Times New Roman" w:eastAsia="Times New Roman" w:hAnsi="Times New Roman"/>
+          <w:b w:val="false"/>
+          <w:bCs w:val="false"/>
+          <w:i w:val="false"/>
+          <w:iCs w:val="false"/>
+          <w:sz w:val="26"/>
+          <w:szCs w:val="26"/>
+        </w:rPr>
+        <w:t xml:space="preserve">, ngày </w:t>
+      </w:r>
+      <w:r>
+        <w:rPr>
+          <w:rFonts w:ascii="Times New Roman" w:cs="Times New Roman" w:eastAsia="Times New Roman" w:hAnsi="Times New Roman"/>
+          <w:b w:val="false"/>
+          <w:bCs w:val="false"/>
+          <w:i w:val="false"/>
+          <w:iCs w:val="false"/>
+          <w:sz w:val="26"/>
+          <w:szCs w:val="26"/>
+          <w:highlight w:val="yellow"/>
+        </w:rPr>
+        <w:t xml:space="preserve">Chưa có</w:t>
+      </w:r>
+      <w:r>
+        <w:rPr>
+          <w:rFonts w:ascii="Times New Roman" w:cs="Times New Roman" w:eastAsia="Times New Roman" w:hAnsi="Times New Roman"/>
+          <w:b w:val="false"/>
+          <w:bCs w:val="false"/>
+          <w:i w:val="false"/>
+          <w:iCs w:val="false"/>
+          <w:sz w:val="26"/>
+          <w:szCs w:val="26"/>
+        </w:rPr>
+        <w:t xml:space="preserve">; thiết bị mang dấu CR. Phần mềm, mô hình AI không thuộc phạm vi hợp quy này.</w:t>
       </w:r>
     </w:p>
     <w:p>
@@ -6783,6 +8023,50 @@
           <w:sz w:val="26"/>
           <w:szCs w:val="26"/>
         </w:rPr>
+        <w:t xml:space="preserve">- Đánh giá tuân thủ bảo vệ dữ liệu cá nhân của hệ thống AI định kỳ 01 năm/lần (điểm đ khoản 5 Điều 10 Nghị định số 356/2025/NĐ-CP); kết quả gần nhất ngày </w:t>
+      </w:r>
+      <w:r>
+        <w:rPr>
+          <w:rFonts w:ascii="Times New Roman" w:cs="Times New Roman" w:eastAsia="Times New Roman" w:hAnsi="Times New Roman"/>
+          <w:b w:val="false"/>
+          <w:bCs w:val="false"/>
+          <w:i w:val="false"/>
+          <w:iCs w:val="false"/>
+          <w:sz w:val="26"/>
+          <w:szCs w:val="26"/>
+          <w:highlight w:val="yellow"/>
+        </w:rPr>
+        <w:t xml:space="preserve">Chưa có (dự kiến 11/2026)</w:t>
+      </w:r>
+      <w:r>
+        <w:rPr>
+          <w:rFonts w:ascii="Times New Roman" w:cs="Times New Roman" w:eastAsia="Times New Roman" w:hAnsi="Times New Roman"/>
+          <w:b w:val="false"/>
+          <w:bCs w:val="false"/>
+          <w:i w:val="false"/>
+          <w:iCs w:val="false"/>
+          <w:sz w:val="26"/>
+          <w:szCs w:val="26"/>
+        </w:rPr>
+        <w:t xml:space="preserve">.</w:t>
+      </w:r>
+    </w:p>
+    <w:p>
+      <w:pPr>
+        <w:spacing w:after="60" w:before="0" w:line="276" w:lineRule="auto"/>
+        <w:ind w:left="453" w:hanging="283"/>
+        <w:jc w:val="both"/>
+      </w:pPr>
+      <w:r>
+        <w:rPr>
+          <w:rFonts w:ascii="Times New Roman" w:cs="Times New Roman" w:eastAsia="Times New Roman" w:hAnsi="Times New Roman"/>
+          <w:b w:val="false"/>
+          <w:bCs w:val="false"/>
+          <w:i w:val="false"/>
+          <w:iCs w:val="false"/>
+          <w:sz w:val="26"/>
+          <w:szCs w:val="26"/>
+        </w:rPr>
         <w:t xml:space="preserve">- </w:t>
       </w:r>
       <w:r>
@@ -6940,6 +8224,49 @@
           <w:szCs w:val="26"/>
         </w:rPr>
         <w:t xml:space="preserve">☐ Chứng nhận, báo cáo đánh giá độc lập.</w:t>
+      </w:r>
+    </w:p>
+    <w:p>
+      <w:pPr>
+        <w:spacing w:after="120" w:before="0" w:line="276" w:lineRule="auto"/>
+        <w:ind w:firstLine="566"/>
+        <w:jc w:val="both"/>
+      </w:pPr>
+      <w:r>
+        <w:rPr>
+          <w:rFonts w:ascii="Times New Roman" w:cs="Times New Roman" w:eastAsia="Times New Roman" w:hAnsi="Times New Roman"/>
+          <w:b w:val="false"/>
+          <w:bCs w:val="false"/>
+          <w:i w:val="false"/>
+          <w:iCs w:val="false"/>
+          <w:sz w:val="26"/>
+          <w:szCs w:val="26"/>
+        </w:rPr>
+        <w:t xml:space="preserve">☐ Bản công bố hợp quy, giấy chứng nhận hoặc kết quả thử nghiệm theo QCVN 11:2026/BCA của từng dòng thiết bị camera </w:t>
+      </w:r>
+      <w:r>
+        <w:rPr>
+          <w:rFonts w:ascii="Times New Roman" w:cs="Times New Roman" w:eastAsia="Times New Roman" w:hAnsi="Times New Roman"/>
+          <w:b/>
+          <w:bCs/>
+          <w:i w:val="false"/>
+          <w:iCs w:val="false"/>
+          <w:sz w:val="26"/>
+          <w:szCs w:val="26"/>
+        </w:rPr>
+        <w:t xml:space="preserve">[CẦN ĐỐI CHIẾU]</w:t>
+      </w:r>
+      <w:r>
+        <w:rPr>
+          <w:rFonts w:ascii="Times New Roman" w:cs="Times New Roman" w:eastAsia="Times New Roman" w:hAnsi="Times New Roman"/>
+          <w:b w:val="false"/>
+          <w:bCs w:val="false"/>
+          <w:i w:val="false"/>
+          <w:iCs w:val="false"/>
+          <w:sz w:val="26"/>
+          <w:szCs w:val="26"/>
+        </w:rPr>
+        <w:t xml:space="preserve">.</w:t>
       </w:r>
     </w:p>
     <w:p>
@@ -7752,7 +9079,57 @@
           <w:sz w:val="26"/>
           <w:szCs w:val="26"/>
         </w:rPr>
-        <w:t xml:space="preserve"> thực hiện thông báo cho chủ thể và cơ quan chuyên trách trong 72 giờ theo Điều 29 Nghị định số 356/2025/NĐ-CP.</w:t>
+        <w:t xml:space="preserve"> thực hiện thông báo cho chủ thể và cơ quan chuyên trách trong 72 giờ theo Điều 29 Nghị định số 356/2025/NĐ-CP. Nếu sự cố đồng thời là sự cố nghiêm trọng của hệ thống trí tuệ nhân tạo theo khoản 1 Điều 19 Nghị định số 142/2026/NĐ-CP, </w:t>
+      </w:r>
+      <w:r>
+        <w:rPr>
+          <w:rFonts w:ascii="Times New Roman" w:cs="Times New Roman" w:eastAsia="Times New Roman" w:hAnsi="Times New Roman"/>
+          <w:b w:val="false"/>
+          <w:bCs w:val="false"/>
+          <w:i w:val="false"/>
+          <w:iCs w:val="false"/>
+          <w:sz w:val="26"/>
+          <w:szCs w:val="26"/>
+          <w:highlight w:val="yellow"/>
+        </w:rPr>
+        <w:t xml:space="preserve">Công ty TNHH Sản xuất Mẫu</w:t>
+      </w:r>
+      <w:r>
+        <w:rPr>
+          <w:rFonts w:ascii="Times New Roman" w:cs="Times New Roman" w:eastAsia="Times New Roman" w:hAnsi="Times New Roman"/>
+          <w:b w:val="false"/>
+          <w:bCs w:val="false"/>
+          <w:i w:val="false"/>
+          <w:iCs w:val="false"/>
+          <w:sz w:val="26"/>
+          <w:szCs w:val="26"/>
+        </w:rPr>
+        <w:t xml:space="preserve"> phối hợp với </w:t>
+      </w:r>
+      <w:r>
+        <w:rPr>
+          <w:rFonts w:ascii="Times New Roman" w:cs="Times New Roman" w:eastAsia="Times New Roman" w:hAnsi="Times New Roman"/>
+          <w:b w:val="false"/>
+          <w:bCs w:val="false"/>
+          <w:i w:val="false"/>
+          <w:iCs w:val="false"/>
+          <w:sz w:val="26"/>
+          <w:szCs w:val="26"/>
+          <w:highlight w:val="yellow"/>
+        </w:rPr>
+        <w:t xml:space="preserve">Công ty cổ phần Giải pháp Công nghệ TURBO</w:t>
+      </w:r>
+      <w:r>
+        <w:rPr>
+          <w:rFonts w:ascii="Times New Roman" w:cs="Times New Roman" w:eastAsia="Times New Roman" w:hAnsi="Times New Roman"/>
+          <w:b w:val="false"/>
+          <w:bCs w:val="false"/>
+          <w:i w:val="false"/>
+          <w:iCs w:val="false"/>
+          <w:sz w:val="26"/>
+          <w:szCs w:val="26"/>
+        </w:rPr>
+        <w:t xml:space="preserve"> báo cáo sơ bộ qua Cổng thông tin điện tử một cửa về trí tuệ nhân tạo theo Mẫu AI01a trong 72 giờ hoặc 05 ngày làm việc kể từ thời điểm xác nhận sự cố, và gửi báo cáo chính thức về kết quả khắc phục trong 15 ngày kể từ ngày nộp báo cáo sơ bộ. Trường hợp sự cố đồng thời phải báo cáo theo pháp luật về bảo vệ dữ liệu cá nhân, an ninh mạng thì thực hiện theo pháp luật đó (khoản 5 Điều 19 Nghị định số 142/2026/NĐ-CP).</w:t>
       </w:r>
     </w:p>
     <w:p>
@@ -8055,7 +9432,7 @@
           <w:sz w:val="26"/>
           <w:szCs w:val="26"/>
         </w:rPr>
-        <w:t xml:space="preserve">(ví dụ: TCVN 14423:2026 theo cấp độ được phê duyệt của hệ thống; chứng nhận của nhà cung cấp tại mục 9)</w:t>
+        <w:t xml:space="preserve">(ví dụ: TCVN 14423:2026 theo cấp độ được phê duyệt của hệ thống; QCVN 11:2026/BCA đối với thiết bị camera; chứng nhận của nhà cung cấp tại mục 9)</w:t>
       </w:r>
       <w:r>
         <w:rPr>
